--- a/EE499 Checklist and Report Iterations/EE499_Report_Optimised.docx
+++ b/EE499 Checklist and Report Iterations/EE499_Report_Optimised.docx
@@ -6250,15 +6250,7 @@
         <w:t xml:space="preserve"> mV</w:t>
       </w:r>
       <w:r>
-        <w:t xml:space="preserve">, load transient </w:t>
-      </w:r>
-      <w:proofErr w:type="spellStart"/>
-      <w:r>
-        <w:t>droop of</w:t>
-      </w:r>
-      <w:proofErr w:type="spellEnd"/>
-      <w:r>
-        <w:t xml:space="preserve"> 123</w:t>
+        <w:t>, load transient droop of 123</w:t>
       </w:r>
       <w:r>
         <w:t>mV</w:t>
@@ -6492,23 +6484,7 @@
     </w:p>
     <w:p>
       <w:r>
-        <w:t xml:space="preserve">Mobile robotics platforms depend on compact battery packs whose terminal voltage inevitably sags as the cells discharge, a 3-cell lithium-polymer pack, for instance, falls from 12.6V fully charged to below 9V at end-of-discharge, easily dropping below the voltage required to keep downstream point-of-load regulators in regulation [1,2]. All three payload devices in this project, the Raspberry Pi Compute Module 4, the </w:t>
-      </w:r>
-      <w:proofErr w:type="spellStart"/>
-      <w:r>
-        <w:t>RPLiDAR</w:t>
-      </w:r>
-      <w:proofErr w:type="spellEnd"/>
-      <w:r>
-        <w:t xml:space="preserve"> A1 laser scanner, and the RFD900x telemetry modem, are fundamentally 5V loads with tight input tolerances. The </w:t>
-      </w:r>
-      <w:proofErr w:type="spellStart"/>
-      <w:r>
-        <w:t>RPLiDAR's</w:t>
-      </w:r>
-      <w:proofErr w:type="spellEnd"/>
-      <w:r>
-        <w:t xml:space="preserve"> core scanner accepts only 4.9-5.5V and is damaged above 5.5V, while the RFD900x specifies a +5V nominal supply with an absolute maximum of +6V. </w:t>
+        <w:t xml:space="preserve">Mobile robotics platforms depend on compact battery packs whose terminal voltage inevitably sags as the cells discharge, a 3-cell lithium-polymer pack, for instance, falls from 12.6V fully charged to below 9V at end-of-discharge, easily dropping below the voltage required to keep downstream point-of-load regulators in regulation [1,2]. All three payload devices in this project, the Raspberry Pi Compute Module 4, the RPLiDAR A1 laser scanner, and the RFD900x telemetry modem, are fundamentally 5V loads with tight input tolerances. The RPLiDAR's core scanner accepts only 4.9-5.5V and is damaged above 5.5V, while the RFD900x specifies a +5V nominal supply with an absolute maximum of +6V. </w:t>
       </w:r>
       <w:r>
         <w:t>[3, 4] Neither</w:t>
@@ -6538,15 +6514,7 @@
     </w:p>
     <w:p>
       <w:r>
-        <w:t xml:space="preserve">The specific engineering problem addressed in this thesis is the design and implementation of a regulated intermediate power bus for the payload of a proof-of-concept autonomous ground vehicle. The bus is generated from a 3-cell lithium-polymer battery whose terminal voltage during operation is intentionally restricted to an 8–11V window, below the 12V target, so that a boost-only topology can be employed. The converter is built around the LTC1871 current-mode boost controller, which steps up the battery voltage to a tightly regulated 12V rail while supplying the three 5V payload devices (Raspberry Pi Compute Module 4, </w:t>
-      </w:r>
-      <w:proofErr w:type="spellStart"/>
-      <w:r>
-        <w:t>RPLiDAR</w:t>
-      </w:r>
-      <w:proofErr w:type="spellEnd"/>
-      <w:r>
-        <w:t xml:space="preserve"> A1, RFD900x modem) through their downstream point-of-load regulators</w:t>
+        <w:t>The specific engineering problem addressed in this thesis is the design and implementation of a regulated intermediate power bus for the payload of a proof-of-concept autonomous ground vehicle. The bus is generated from a 3-cell lithium-polymer battery whose terminal voltage during operation is intentionally restricted to an 8–11V window, below the 12V target, so that a boost-only topology can be employed. The converter is built around the LTC1871 current-mode boost controller, which steps up the battery voltage to a tightly regulated 12V rail while supplying the three 5V payload devices (Raspberry Pi Compute Module 4, RPLiDAR A1, RFD900x modem) through their downstream point-of-load regulators</w:t>
       </w:r>
       <w:r>
         <w:t xml:space="preserve"> </w:t>
@@ -6559,15 +6527,7 @@
       </w:r>
       <w:r>
         <w:lastRenderedPageBreak/>
-        <w:t xml:space="preserve">and the ability to maintain a stable 12V rail across the full 8–11V input range, evaluated primarily through </w:t>
-      </w:r>
-      <w:proofErr w:type="spellStart"/>
-      <w:r>
-        <w:t>LTspice</w:t>
-      </w:r>
-      <w:proofErr w:type="spellEnd"/>
-      <w:r>
-        <w:t xml:space="preserve"> simulation, with hardware prototyping conducted to validate the physical design. By constraining the problem to this single boost stage, the thesis isolates the power-conditioning function that enables the robot's sensitive electronics to survive a complete battery discharge cycle without supply interruption.</w:t>
+        <w:t>and the ability to maintain a stable 12V rail across the full 8–11V input range, evaluated primarily through LTspice simulation, with hardware prototyping conducted to validate the physical design. By constraining the problem to this single boost stage, the thesis isolates the power-conditioning function that enables the robot's sensitive electronics to survive a complete battery discharge cycle without supply interruption.</w:t>
       </w:r>
     </w:p>
     <w:p>
@@ -6590,21 +6550,7 @@
         <w:rPr>
           <w:lang w:val="en-GB"/>
         </w:rPr>
-        <w:t xml:space="preserve">An initial SEPIC design using the TPS61088 controller was abandoned due to persistent </w:t>
-      </w:r>
-      <w:proofErr w:type="spellStart"/>
-      <w:r>
-        <w:rPr>
-          <w:lang w:val="en-GB"/>
-        </w:rPr>
-        <w:t>LTspice</w:t>
-      </w:r>
-      <w:proofErr w:type="spellEnd"/>
-      <w:r>
-        <w:rPr>
-          <w:lang w:val="en-GB"/>
-        </w:rPr>
-        <w:t xml:space="preserve"> convergence failures [9, 10]. A topology sufficiency analysis confirmed that a simple boost converter could meet the specification because the battery’s 8–11 V operating window lies strictly below the 12 V output. The design was migrated to the LTC1871 current‑mode boost controller, and the power stage was sized through first‑principles calculations: switching frequency, duty‑cycle range, inductor and output capacitor selection (including DC‑bias derating), MOSFET and Schottky diode choices, feedback divider derivation, and Type II compensation network design for loop stability [11].</w:t>
+        <w:t>An initial SEPIC design using the TPS61088 controller was abandoned due to persistent LTspice convergence failures [9, 10]. A topology sufficiency analysis confirmed that a simple boost converter could meet the specification because the battery’s 8–11 V operating window lies strictly below the 12 V output. The design was migrated to the LTC1871 current‑mode boost controller, and the power stage was sized through first‑principles calculations: switching frequency, duty‑cycle range, inductor and output capacitor selection (including DC‑bias derating), MOSFET and Schottky diode choices, feedback divider derivation, and Type II compensation network design for loop stability [11].</w:t>
       </w:r>
     </w:p>
     <w:p>
@@ -6614,15 +6560,7 @@
         </w:rPr>
       </w:pPr>
       <w:r>
-        <w:t xml:space="preserve">The analytical design was subjected to a structured </w:t>
-      </w:r>
-      <w:proofErr w:type="spellStart"/>
-      <w:r>
-        <w:t>LTspice</w:t>
-      </w:r>
-      <w:proofErr w:type="spellEnd"/>
-      <w:r>
-        <w:t xml:space="preserve"> simulation campaign that validated eight performance metrics across the full input range, supplemented by AC analysis for loop stability.</w:t>
+        <w:t>The analytical design was subjected to a structured LTspice simulation campaign that validated eight performance metrics across the full input range, supplemented by AC analysis for loop stability.</w:t>
       </w:r>
       <w:r>
         <w:rPr>
@@ -6643,15 +6581,7 @@
         <w:t xml:space="preserve">0 </w:t>
       </w:r>
       <w:r>
-        <w:t xml:space="preserve">–11.1V operating window matching the battery specification [12]. The final schematic was captured in </w:t>
-      </w:r>
-      <w:proofErr w:type="spellStart"/>
-      <w:r>
-        <w:t>KiCad</w:t>
-      </w:r>
-      <w:proofErr w:type="spellEnd"/>
-      <w:r>
-        <w:t>, laid out as a two</w:t>
+        <w:t>–11.1V operating window matching the battery specification [12]. The final schematic was captured in KiCad, laid out as a two</w:t>
       </w:r>
       <w:r>
         <w:noBreakHyphen/>
@@ -6693,9 +6623,8 @@
           <w:szCs w:val="22"/>
           <w:lang w:val="en-IE"/>
         </w:rPr>
-        <w:t xml:space="preserve">The design was validated primarily through </w:t>
-      </w:r>
-      <w:proofErr w:type="spellStart"/>
+        <w:t>The design was validated primarily through LTspice transient and AC simulations, with additional verification provided by a fabricated hardware prototype. Transient simulations were used to evaluate output voltage regulation, ripple, line and load regulation, transient response, peak inductor current, and efficiency across the full input voltage range. AC analysis was performed to confirm loop stability through extraction of phase and gain margins. Input protection functionality was verified by sweeping the input voltage across the expected operating regions. A fabricated PCB confirmed schematic</w:t>
+      </w:r>
       <w:r>
         <w:rPr>
           <w:rFonts w:asciiTheme="minorHAnsi" w:hAnsiTheme="minorHAnsi"/>
@@ -6703,9 +6632,9 @@
           <w:szCs w:val="22"/>
           <w:lang w:val="en-IE"/>
         </w:rPr>
-        <w:t>LTspice</w:t>
-      </w:r>
-      <w:proofErr w:type="spellEnd"/>
+        <w:noBreakHyphen/>
+        <w:t>to</w:t>
+      </w:r>
       <w:r>
         <w:rPr>
           <w:rFonts w:asciiTheme="minorHAnsi" w:hAnsiTheme="minorHAnsi"/>
@@ -6713,7 +6642,8 @@
           <w:szCs w:val="22"/>
           <w:lang w:val="en-IE"/>
         </w:rPr>
-        <w:t xml:space="preserve"> transient and AC simulations, with additional verification provided by a fabricated hardware prototype. Transient simulations were used to evaluate output voltage regulation, ripple, line and load regulation, transient response, peak inductor current, and efficiency across the full input voltage range. AC analysis was performed to confirm loop stability through extraction of phase and gain margins. Input protection functionality was verified by sweeping the input voltage across the expected operating regions. A fabricated PCB confirmed schematic</w:t>
+        <w:noBreakHyphen/>
+        <w:t>layout translation and manufacturing feasibility. Detailed simulation test conditions, measurement procedures, and results are presented in Chapters 4 and 5. Electrical bench testing, thermal imaging, EMI measurements, and long</w:t>
       </w:r>
       <w:r>
         <w:rPr>
@@ -6723,7 +6653,7 @@
           <w:lang w:val="en-IE"/>
         </w:rPr>
         <w:noBreakHyphen/>
-        <w:t>to</w:t>
+        <w:t xml:space="preserve">term reliability testing were not performed; these are noted as future </w:t>
       </w:r>
       <w:r>
         <w:rPr>
@@ -6732,8 +6662,8 @@
           <w:szCs w:val="22"/>
           <w:lang w:val="en-IE"/>
         </w:rPr>
-        <w:noBreakHyphen/>
-        <w:t>layout translation and manufacturing feasibility. Detailed simulation test conditions, measurement procedures, and results are presented in Chapters 4 and 5. Electrical bench testing, thermal imaging, EMI measurements, and long</w:t>
+        <w:lastRenderedPageBreak/>
+        <w:t>work. Pre</w:t>
       </w:r>
       <w:r>
         <w:rPr>
@@ -6743,7 +6673,7 @@
           <w:lang w:val="en-IE"/>
         </w:rPr>
         <w:noBreakHyphen/>
-        <w:t xml:space="preserve">term reliability testing were not performed; these are noted as future </w:t>
+        <w:t>hardware simulation validation is standard practice in power converter development, as LTspice’s device</w:t>
       </w:r>
       <w:r>
         <w:rPr>
@@ -6752,8 +6682,8 @@
           <w:szCs w:val="22"/>
           <w:lang w:val="en-IE"/>
         </w:rPr>
-        <w:lastRenderedPageBreak/>
-        <w:t>work. Pre</w:t>
+        <w:noBreakHyphen/>
+        <w:t>level models – including the manufacturer</w:t>
       </w:r>
       <w:r>
         <w:rPr>
@@ -6763,46 +6693,6 @@
           <w:lang w:val="en-IE"/>
         </w:rPr>
         <w:noBreakHyphen/>
-        <w:t xml:space="preserve">hardware simulation validation is standard practice in power converter development, as </w:t>
-      </w:r>
-      <w:proofErr w:type="spellStart"/>
-      <w:r>
-        <w:rPr>
-          <w:rFonts w:asciiTheme="minorHAnsi" w:hAnsiTheme="minorHAnsi"/>
-          <w:sz w:val="22"/>
-          <w:szCs w:val="22"/>
-          <w:lang w:val="en-IE"/>
-        </w:rPr>
-        <w:t>LTspice’s</w:t>
-      </w:r>
-      <w:proofErr w:type="spellEnd"/>
-      <w:r>
-        <w:rPr>
-          <w:rFonts w:asciiTheme="minorHAnsi" w:hAnsiTheme="minorHAnsi"/>
-          <w:sz w:val="22"/>
-          <w:szCs w:val="22"/>
-          <w:lang w:val="en-IE"/>
-        </w:rPr>
-        <w:t xml:space="preserve"> device</w:t>
-      </w:r>
-      <w:r>
-        <w:rPr>
-          <w:rFonts w:asciiTheme="minorHAnsi" w:hAnsiTheme="minorHAnsi"/>
-          <w:sz w:val="22"/>
-          <w:szCs w:val="22"/>
-          <w:lang w:val="en-IE"/>
-        </w:rPr>
-        <w:noBreakHyphen/>
-        <w:t>level models – including the manufacturer</w:t>
-      </w:r>
-      <w:r>
-        <w:rPr>
-          <w:rFonts w:asciiTheme="minorHAnsi" w:hAnsiTheme="minorHAnsi"/>
-          <w:sz w:val="22"/>
-          <w:szCs w:val="22"/>
-          <w:lang w:val="en-IE"/>
-        </w:rPr>
-        <w:noBreakHyphen/>
         <w:t>supplied LTC1871 macro model – capture the dominant electrical behaviour with sufficient fidelity to confirm design feasibility before committing to fabrication.</w:t>
       </w:r>
     </w:p>
@@ -6952,21 +6842,7 @@
         <w:rPr>
           <w:lang w:val="en-GB"/>
         </w:rPr>
-        <w:t xml:space="preserve">Full </w:t>
-      </w:r>
-      <w:proofErr w:type="spellStart"/>
-      <w:r>
-        <w:rPr>
-          <w:lang w:val="en-GB"/>
-        </w:rPr>
-        <w:t>LTspice</w:t>
-      </w:r>
-      <w:proofErr w:type="spellEnd"/>
-      <w:r>
-        <w:rPr>
-          <w:lang w:val="en-GB"/>
-        </w:rPr>
-        <w:t xml:space="preserve"> simulation framework, including parametric sweeps, transient measurement windows, and Bode analysis.</w:t>
+        <w:t>Full LTspice simulation framework, including parametric sweeps, transient measurement windows, and Bode analysis.</w:t>
       </w:r>
     </w:p>
     <w:p>
@@ -7152,15 +7028,7 @@
         <w:t xml:space="preserve"> draw inrush currents during setup</w:t>
       </w:r>
       <w:r>
-        <w:t xml:space="preserve">, </w:t>
-      </w:r>
-      <w:proofErr w:type="spellStart"/>
-      <w:r>
-        <w:t>LiDARs</w:t>
-      </w:r>
-      <w:proofErr w:type="spellEnd"/>
-      <w:r>
-        <w:t xml:space="preserve"> and communication radios exhibit burst-mode power demands, and compute modules require clean rails to avoid erratic behaviour</w:t>
+        <w:t>, LiDARs and communication radios exhibit burst-mode power demands, and compute modules require clean rails to avoid erratic behaviour</w:t>
       </w:r>
       <w:r>
         <w:t xml:space="preserve">. Poor regulation under these transients can cause brownouts, sensor data corruption, or radio dropouts. Consequently, a regulator must be placed between the source and the load. A linear regulator (e.g., LM7812) can only step down, dissipating the voltage difference as heat; with an 8-11V input and a 12V output, a conventional linear regulator cannot step up, and even in step-down applications its efficiency is limited to </w:t>
@@ -13684,15 +13552,7 @@
     </w:p>
     <w:p>
       <w:r>
-        <w:t xml:space="preserve">Reverse polarity protection is implemented with a P-channel MOSFET placed in series with the positive battery terminal. When the battery </w:t>
-      </w:r>
-      <w:proofErr w:type="gramStart"/>
-      <w:r>
-        <w:t>is connected with</w:t>
-      </w:r>
-      <w:proofErr w:type="gramEnd"/>
-      <w:r>
-        <w:t xml:space="preserve"> correct polarity, the gate-source voltage of the PMOS is negative, turning the device fully on and </w:t>
+        <w:t xml:space="preserve">Reverse polarity protection is implemented with a P-channel MOSFET placed in series with the positive battery terminal. When the battery is connected with correct polarity, the gate-source voltage of the PMOS is negative, turning the device fully on and </w:t>
       </w:r>
       <w:r>
         <w:t>presenting a very low</w:t>
@@ -14178,21 +14038,13 @@
         <w:t>c</w:t>
       </w:r>
       <w:r>
-        <w:t xml:space="preserve">onducted. A SEPIC converter was first considered due to its ability to step up or step down the input voltage. However, persistent </w:t>
-      </w:r>
-      <w:proofErr w:type="spellStart"/>
-      <w:r>
-        <w:t>LT</w:t>
+        <w:t>onducted. A SEPIC converter was first considered due to its ability to step up or step down the input voltage. However, persistent LT</w:t>
       </w:r>
       <w:r>
         <w:t>s</w:t>
       </w:r>
       <w:r>
-        <w:t>pice</w:t>
-      </w:r>
-      <w:proofErr w:type="spellEnd"/>
-      <w:r>
-        <w:t xml:space="preserve"> convergence failures (stiff differential equations from the coupled two-inductor network) and the realisation that the 3S Li</w:t>
+        <w:t>pice convergence failures (stiff differential equations from the coupled two-inductor network) and the realisation that the 3S Li</w:t>
       </w:r>
       <w:r>
         <w:t>-P</w:t>
@@ -14763,51 +14615,27 @@
         <w:t xml:space="preserve">Notes: UVLO and OVLO thresholds are implemented via the resistive divider on the RUN/SS pin </w:t>
       </w:r>
       <w:r>
-        <w:t xml:space="preserve">and the Zener-NPN clamp circuit, respectively. Actual simulated thresholds (matching the validated </w:t>
-      </w:r>
-      <w:proofErr w:type="spellStart"/>
-      <w:r>
-        <w:t>LT</w:t>
+        <w:t>and the Zener-NPN clamp circuit, respectively. Actual simulated thresholds (matching the validated LT</w:t>
       </w:r>
       <w:r>
         <w:t>s</w:t>
       </w:r>
       <w:r>
-        <w:t>pice</w:t>
-      </w:r>
-      <w:proofErr w:type="spellEnd"/>
-      <w:r>
-        <w:t xml:space="preserve"> model) are presented in Table 3.4. The transient load step of 2A (from 0.5 A idle) simulates worst-case motor inrush; component ratings provide margin for a conservative 3 A surge.</w:t>
+        <w:t>pice model) are presented in Table 3.4. The transient load step of 2A (from 0.5 A idle) simulates worst-case motor inrush; component ratings provide margin for a conservative 3 A surge.</w:t>
       </w:r>
     </w:p>
     <w:p>
       <w:r>
-        <w:t xml:space="preserve">The design flow followed the three-phase methodology outlined in Section 1.2. First, analytical calculations based on the theoretical relationships derived in Chapter 2 were performed to size all power stage components and the compensation network. Second, the design was implemented in </w:t>
-      </w:r>
-      <w:proofErr w:type="spellStart"/>
-      <w:r>
-        <w:t>LT</w:t>
+        <w:t>The design flow followed the three-phase methodology outlined in Section 1.2. First, analytical calculations based on the theoretical relationships derived in Chapter 2 were performed to size all power stage components and the compensation network. Second, the design was implemented in LT</w:t>
       </w:r>
       <w:r>
         <w:t>s</w:t>
       </w:r>
       <w:r>
-        <w:t>pice</w:t>
-      </w:r>
-      <w:proofErr w:type="spellEnd"/>
-      <w:r>
-        <w:t xml:space="preserve"> (Chapter 4) for simulation verification; component values were refined iteratively where simulation revealed parasitic effects not captured by first-order equations. Third, after simulation validation, the schematic </w:t>
-      </w:r>
-      <w:r>
-        <w:t xml:space="preserve">was captured in </w:t>
-      </w:r>
-      <w:proofErr w:type="spellStart"/>
-      <w:r>
-        <w:t>KiCad</w:t>
-      </w:r>
-      <w:proofErr w:type="spellEnd"/>
-      <w:r>
-        <w:t xml:space="preserve">, and the PCB layout was completed. The final hardware prototype (Chapter 6) was assembled and tested. </w:t>
+        <w:t xml:space="preserve">pice (Chapter 4) for simulation verification; component values were refined iteratively where simulation revealed parasitic effects not captured by first-order equations. Third, after simulation validation, the schematic </w:t>
+      </w:r>
+      <w:r>
+        <w:t xml:space="preserve">was captured in KiCad, and the PCB layout was completed. The final hardware prototype (Chapter 6) was assembled and tested. </w:t>
       </w:r>
     </w:p>
     <w:p>
@@ -16997,20 +16825,9 @@
           <w:rPr>
             <w:lang w:val="en-GB"/>
           </w:rPr>
-          <m:t> </m:t>
-        </m:r>
-        <w:proofErr w:type="spellStart"/>
-        <m:r>
-          <m:rPr>
-            <m:nor/>
-          </m:rPr>
-          <w:rPr>
-            <w:lang w:val="en-GB"/>
-          </w:rPr>
-          <m:t>nC</m:t>
+          <m:t> nC</m:t>
         </m:r>
       </m:oMath>
-      <w:proofErr w:type="spellEnd"/>
     </w:p>
     <w:p>
       <w:pPr>
@@ -18698,21 +18515,7 @@
         <w:rPr>
           <w:lang w:val="en-GB"/>
         </w:rPr>
-        <w:t>An electrolytic capacitor (100 µF, 25 V, ESR ≈ 100 </w:t>
-      </w:r>
-      <w:proofErr w:type="spellStart"/>
-      <w:r>
-        <w:rPr>
-          <w:lang w:val="en-GB"/>
-        </w:rPr>
-        <w:t>mΩ</w:t>
-      </w:r>
-      <w:proofErr w:type="spellEnd"/>
-      <w:r>
-        <w:rPr>
-          <w:lang w:val="en-GB"/>
-        </w:rPr>
-        <w:t xml:space="preserve">) was added in parallel to provide bulk energy storage for the 2 A load transient. </w:t>
+        <w:t xml:space="preserve">An electrolytic capacitor (100 µF, 25 V, ESR ≈ 100 mΩ) was added in parallel to provide bulk energy storage for the 2 A load transient. </w:t>
       </w:r>
     </w:p>
     <w:p>
@@ -19193,15 +18996,7 @@
           </w:tcPr>
           <w:p>
             <w:r>
-              <w:t xml:space="preserve">10 µH, 11.2 A sat, 8.3 </w:t>
-            </w:r>
-            <w:proofErr w:type="gramStart"/>
-            <w:r>
-              <w:t>A</w:t>
-            </w:r>
-            <w:proofErr w:type="gramEnd"/>
-            <w:r>
-              <w:t xml:space="preserve"> RMS</w:t>
+              <w:t>10 µH, 11.2 A sat, 8.3 A RMS</w:t>
             </w:r>
           </w:p>
         </w:tc>
@@ -19267,21 +19062,8 @@
           </w:tcPr>
           <w:p>
             <w:r>
-              <w:t xml:space="preserve">30 V, 12 </w:t>
-            </w:r>
-            <w:proofErr w:type="spellStart"/>
-            <w:r>
-              <w:t>mΩ</w:t>
-            </w:r>
-            <w:proofErr w:type="spellEnd"/>
-            <w:r>
-              <w:t xml:space="preserve">, 14 </w:t>
-            </w:r>
-            <w:proofErr w:type="spellStart"/>
-            <w:r>
-              <w:t>nC</w:t>
-            </w:r>
-            <w:proofErr w:type="spellEnd"/>
+              <w:t>30 V, 12 mΩ, 14 nC</w:t>
+            </w:r>
           </w:p>
         </w:tc>
         <w:tc>
@@ -19544,13 +19326,8 @@
           </w:tcPr>
           <w:p>
             <w:r>
-              <w:t xml:space="preserve">100 µF, 25 V, ESR ≈ 100 </w:t>
-            </w:r>
-            <w:proofErr w:type="spellStart"/>
-            <w:r>
-              <w:t>mΩ</w:t>
-            </w:r>
-            <w:proofErr w:type="spellEnd"/>
+              <w:t>100 µF, 25 V, ESR ≈ 100 mΩ</w:t>
+            </w:r>
           </w:p>
         </w:tc>
         <w:tc>
@@ -20273,20 +20050,9 @@
           <w:rPr>
             <w:lang w:val="en-GB"/>
           </w:rPr>
-          <m:t> </m:t>
-        </m:r>
-        <w:proofErr w:type="spellStart"/>
-        <m:r>
-          <m:rPr>
-            <m:nor/>
-          </m:rPr>
-          <w:rPr>
-            <w:lang w:val="en-GB"/>
-          </w:rPr>
-          <m:t>nF</m:t>
+          <m:t> nF</m:t>
         </m:r>
       </m:oMath>
-      <w:proofErr w:type="spellEnd"/>
       <w:r>
         <w:rPr>
           <w:lang w:val="en-GB"/>
@@ -20336,31 +20102,14 @@
           <w:rPr>
             <w:lang w:val="en-GB"/>
           </w:rPr>
-          <m:t> </m:t>
-        </m:r>
-        <w:proofErr w:type="spellStart"/>
-        <m:r>
-          <m:rPr>
-            <m:nor/>
-          </m:rPr>
-          <w:rPr>
-            <w:lang w:val="en-GB"/>
-          </w:rPr>
-          <m:t>pF</m:t>
+          <m:t> pF</m:t>
         </m:r>
       </m:oMath>
       <w:r>
         <w:rPr>
           <w:lang w:val="en-GB"/>
         </w:rPr>
-        <w:t>.</w:t>
-      </w:r>
-      <w:proofErr w:type="spellEnd"/>
-      <w:r>
-        <w:rPr>
-          <w:lang w:val="en-GB"/>
-        </w:rPr>
-        <w:t xml:space="preserve"> These values were calculated using the Type II zero and pole equations (Section 2.4.3):</w:t>
+        <w:t>. These values were calculated using the Type II zero and pole equations (Section 2.4.3):</w:t>
       </w:r>
     </w:p>
     <w:p>
@@ -21519,16 +21268,8 @@
         <w:rPr>
           <w:lang w:val="en-GB"/>
         </w:rPr>
-        <w:t xml:space="preserve">greater than 15 </w:t>
-      </w:r>
-      <w:proofErr w:type="spellStart"/>
-      <w:r>
-        <w:rPr>
-          <w:lang w:val="en-GB"/>
-        </w:rPr>
-        <w:t>dB.</w:t>
-      </w:r>
-      <w:proofErr w:type="spellEnd"/>
+        <w:t>greater than 15 dB.</w:t>
+      </w:r>
     </w:p>
     <w:p>
       <w:pPr>
@@ -21666,13 +21407,8 @@
           </w:tcPr>
           <w:p>
             <w:r>
-              <w:t xml:space="preserve">8.66 </w:t>
-            </w:r>
-            <w:proofErr w:type="spellStart"/>
-            <w:r>
-              <w:t>kΩ</w:t>
-            </w:r>
-            <w:proofErr w:type="spellEnd"/>
+              <w:t>8.66 kΩ</w:t>
+            </w:r>
           </w:p>
         </w:tc>
         <w:tc>
@@ -21721,13 +21457,8 @@
           </w:tcPr>
           <w:p>
             <w:r>
-              <w:t xml:space="preserve">6.8 </w:t>
-            </w:r>
-            <w:proofErr w:type="spellStart"/>
-            <w:r>
-              <w:t>nF</w:t>
-            </w:r>
-            <w:proofErr w:type="spellEnd"/>
+              <w:t>6.8 nF</w:t>
+            </w:r>
           </w:p>
         </w:tc>
         <w:tc>
@@ -21917,21 +21648,7 @@
         <w:rPr>
           <w:lang w:val="en-GB"/>
         </w:rPr>
-        <w:t> </w:t>
-      </w:r>
-      <w:proofErr w:type="spellStart"/>
-      <w:r>
-        <w:rPr>
-          <w:lang w:val="en-GB"/>
-        </w:rPr>
-        <w:t>dB.</w:t>
-      </w:r>
-      <w:proofErr w:type="spellEnd"/>
-      <w:r>
-        <w:rPr>
-          <w:lang w:val="en-GB"/>
-        </w:rPr>
-        <w:t xml:space="preserve"> These results meet the stability criteria established in Section 2.4.2 and ensure robust operation under all specified input and load conditions.</w:t>
+        <w:t> dB. These results meet the stability criteria established in Section 2.4.2 and ensure robust operation under all specified input and load conditions.</w:t>
       </w:r>
     </w:p>
     <w:p>
@@ -22455,21 +22172,7 @@
         <w:rPr>
           <w:lang w:val="en-GB"/>
         </w:rPr>
-        <w:t xml:space="preserve">This value lies within the datasheet’s maximum specification (1.35 V) and accounts for the slightly higher threshold observed in the </w:t>
-      </w:r>
-      <w:proofErr w:type="spellStart"/>
-      <w:r>
-        <w:rPr>
-          <w:lang w:val="en-GB"/>
-        </w:rPr>
-        <w:t>LTspice</w:t>
-      </w:r>
-      <w:proofErr w:type="spellEnd"/>
-      <w:r>
-        <w:rPr>
-          <w:lang w:val="en-GB"/>
-        </w:rPr>
-        <w:t xml:space="preserve"> model. The nominal turn</w:t>
+        <w:t>This value lies within the datasheet’s maximum specification (1.35 V) and accounts for the slightly higher threshold observed in the LTspice model. The nominal turn</w:t>
       </w:r>
       <w:r>
         <w:rPr>
@@ -22483,35 +22186,7 @@
           <w:lang w:val="en-GB"/>
         </w:rPr>
         <w:noBreakHyphen/>
-        <w:t>impedance divider (49 </w:t>
-      </w:r>
-      <w:proofErr w:type="spellStart"/>
-      <w:r>
-        <w:rPr>
-          <w:lang w:val="en-GB"/>
-        </w:rPr>
-        <w:t>kΩ</w:t>
-      </w:r>
-      <w:proofErr w:type="spellEnd"/>
-      <w:r>
-        <w:rPr>
-          <w:lang w:val="en-GB"/>
-        </w:rPr>
-        <w:t>, 10 </w:t>
-      </w:r>
-      <w:proofErr w:type="spellStart"/>
-      <w:r>
-        <w:rPr>
-          <w:lang w:val="en-GB"/>
-        </w:rPr>
-        <w:t>kΩ</w:t>
-      </w:r>
-      <w:proofErr w:type="spellEnd"/>
-      <w:r>
-        <w:rPr>
-          <w:lang w:val="en-GB"/>
-        </w:rPr>
-        <w:t>) improves noise immunity compared to a higher</w:t>
+        <w:t>impedance divider (49 kΩ, 10 kΩ) improves noise immunity compared to a higher</w:t>
       </w:r>
       <w:r>
         <w:rPr>
@@ -23177,17 +22852,9 @@
         <w:rPr>
           <w:lang w:val="en-GB"/>
         </w:rPr>
-        <w:t xml:space="preserve">Schematic Capture in </w:t>
-      </w:r>
-      <w:proofErr w:type="spellStart"/>
-      <w:r>
-        <w:rPr>
-          <w:lang w:val="en-GB"/>
-        </w:rPr>
-        <w:t>KiCad</w:t>
+        <w:t>Schematic Capture in KiCad</w:t>
       </w:r>
       <w:bookmarkEnd w:id="47"/>
-      <w:proofErr w:type="spellEnd"/>
     </w:p>
     <w:p>
       <w:pPr>
@@ -23199,35 +22866,7 @@
         <w:rPr>
           <w:lang w:val="en-GB"/>
         </w:rPr>
-        <w:t xml:space="preserve">The </w:t>
-      </w:r>
-      <w:proofErr w:type="spellStart"/>
-      <w:r>
-        <w:rPr>
-          <w:lang w:val="en-GB"/>
-        </w:rPr>
-        <w:t>LTspice</w:t>
-      </w:r>
-      <w:proofErr w:type="spellEnd"/>
-      <w:r>
-        <w:rPr>
-          <w:lang w:val="en-GB"/>
-        </w:rPr>
-        <w:t xml:space="preserve"> validated schematic (Figure 3.1) was translated into </w:t>
-      </w:r>
-      <w:proofErr w:type="spellStart"/>
-      <w:r>
-        <w:rPr>
-          <w:lang w:val="en-GB"/>
-        </w:rPr>
-        <w:t>KiCad</w:t>
-      </w:r>
-      <w:proofErr w:type="spellEnd"/>
-      <w:r>
-        <w:rPr>
-          <w:lang w:val="en-GB"/>
-        </w:rPr>
-        <w:t xml:space="preserve"> (version 7.0) for PCB design. All components were assigned realistic footprints (0402/0805/1206 for passives, MSOP</w:t>
+        <w:t>The LTspice validated schematic (Figure 3.1) was translated into KiCad (version 7.0) for PCB design. All components were assigned realistic footprints (0402/0805/1206 for passives, MSOP</w:t>
       </w:r>
       <w:r>
         <w:rPr>
@@ -23262,7 +22901,6 @@
       <w:r>
         <w:t xml:space="preserve">The principles set out in Section 2.6 guided the PCB layout. The power loop (MOSFET, diode, output capacitor) was made as compact as possible to minimise high di/dt loop area, with trace widths of 2 mm for all critical paths (input supply, MOSFET drain, diode cathode) — exceeding the 1 mm minimum calculated from IPC-2221 for 2 A on 1 oz copper at 10 °C rise. A continuous ground plane on the bottom layer (2-layer board) was stitched to top-side ground pads with multiple vias. The SI4894BDY thermal pad was connected to the bottom ground plane through thermal vias, and the MBR735 was mounted with a copper pour for heat </w:t>
       </w:r>
-      <w:proofErr w:type="gramStart"/>
       <w:r>
         <w:t>spreading</w:t>
       </w:r>
@@ -23273,14 +22911,7 @@
         <w:rPr>
           <w:lang w:val="en-GB"/>
         </w:rPr>
-        <w:t>The</w:t>
-      </w:r>
-      <w:proofErr w:type="gramEnd"/>
-      <w:r>
-        <w:rPr>
-          <w:lang w:val="en-GB"/>
-        </w:rPr>
-        <w:t xml:space="preserve"> board dimensions are 60.5 mm × 42.5 mm. All components are on the top layer; the bottom layer is primarily a ground plane with a few routing traces for low</w:t>
+        <w:t>The board dimensions are 60.5 mm × 42.5 mm. All components are on the top layer; the bottom layer is primarily a ground plane with a few routing traces for low</w:t>
       </w:r>
       <w:r>
         <w:rPr>
@@ -23440,21 +23071,7 @@
         <w:rPr>
           <w:lang w:val="en-GB"/>
         </w:rPr>
-        <w:t xml:space="preserve">Gerber files were generated from </w:t>
-      </w:r>
-      <w:proofErr w:type="spellStart"/>
-      <w:r>
-        <w:rPr>
-          <w:lang w:val="en-GB"/>
-        </w:rPr>
-        <w:t>KiCad</w:t>
-      </w:r>
-      <w:proofErr w:type="spellEnd"/>
-      <w:r>
-        <w:rPr>
-          <w:lang w:val="en-GB"/>
-        </w:rPr>
-        <w:t xml:space="preserve"> and sent to JLCPCB for fabrication (2</w:t>
+        <w:t>Gerber files were generated from KiCad and sent to JLCPCB for fabrication (2</w:t>
       </w:r>
       <w:r>
         <w:rPr>
@@ -23715,35 +23332,7 @@
           <w:lang w:val="en-GB"/>
         </w:rPr>
         <w:noBreakHyphen/>
-        <w:t>on using 49 </w:t>
-      </w:r>
-      <w:proofErr w:type="spellStart"/>
-      <w:r>
-        <w:rPr>
-          <w:lang w:val="en-GB"/>
-        </w:rPr>
-        <w:t>kΩ</w:t>
-      </w:r>
-      <w:proofErr w:type="spellEnd"/>
-      <w:r>
-        <w:rPr>
-          <w:lang w:val="en-GB"/>
-        </w:rPr>
-        <w:t>/10 </w:t>
-      </w:r>
-      <w:proofErr w:type="spellStart"/>
-      <w:r>
-        <w:rPr>
-          <w:lang w:val="en-GB"/>
-        </w:rPr>
-        <w:t>kΩ</w:t>
-      </w:r>
-      <w:proofErr w:type="spellEnd"/>
-      <w:r>
-        <w:rPr>
-          <w:lang w:val="en-GB"/>
-        </w:rPr>
-        <w:t xml:space="preserve"> divider) and OVLO (~11.1V) to prevent operation outside the Li</w:t>
+        <w:t>on using 49 kΩ/10 kΩ divider) and OVLO (~11.1V) to prevent operation outside the Li</w:t>
       </w:r>
       <w:r>
         <w:rPr>
@@ -23814,15 +23403,7 @@
     </w:p>
     <w:p>
       <w:r>
-        <w:t xml:space="preserve">All simulations were performed using </w:t>
-      </w:r>
-      <w:proofErr w:type="spellStart"/>
-      <w:r>
-        <w:t>LTspice</w:t>
-      </w:r>
-      <w:proofErr w:type="spellEnd"/>
-      <w:r>
-        <w:t xml:space="preserve"> version 24.1.3 (Analog Devices). The following solver settings were applied to improve convergence for the switching converter: </w:t>
+        <w:t xml:space="preserve">All simulations were performed using LTspice version 24.1.3 (Analog Devices). The following solver settings were applied to improve convergence for the switching converter: </w:t>
       </w:r>
     </w:p>
     <w:p>
@@ -23838,23 +23419,7 @@
           <w:b/>
           <w:bCs/>
         </w:rPr>
-        <w:t>. options gmin=1e-</w:t>
-      </w:r>
-      <w:proofErr w:type="gramStart"/>
-      <w:r>
-        <w:rPr>
-          <w:b/>
-          <w:bCs/>
-        </w:rPr>
-        <w:t>12:</w:t>
-      </w:r>
-      <w:proofErr w:type="gramEnd"/>
-      <w:r>
-        <w:rPr>
-          <w:b/>
-          <w:bCs/>
-        </w:rPr>
-        <w:t xml:space="preserve"> </w:t>
+        <w:t xml:space="preserve">. options gmin=1e-12: </w:t>
       </w:r>
       <w:r>
         <w:t>reduces the minimum</w:t>
@@ -23887,23 +23452,7 @@
           <w:b/>
           <w:bCs/>
         </w:rPr>
-        <w:t xml:space="preserve"> cshunt=1e-</w:t>
-      </w:r>
-      <w:proofErr w:type="gramStart"/>
-      <w:r>
-        <w:rPr>
-          <w:b/>
-          <w:bCs/>
-        </w:rPr>
-        <w:t>15:</w:t>
-      </w:r>
-      <w:proofErr w:type="gramEnd"/>
-      <w:r>
-        <w:rPr>
-          <w:b/>
-          <w:bCs/>
-        </w:rPr>
-        <w:t xml:space="preserve"> </w:t>
+        <w:t xml:space="preserve"> cshunt=1e-15: </w:t>
       </w:r>
       <w:r>
         <w:t>adds a small shunt</w:t>
@@ -23931,15 +23480,7 @@
         <w:t xml:space="preserve">Integration method: </w:t>
       </w:r>
       <w:r>
-        <w:t xml:space="preserve">trapezoidal (default in </w:t>
-      </w:r>
-      <w:proofErr w:type="spellStart"/>
-      <w:r>
-        <w:t>LTspice</w:t>
-      </w:r>
-      <w:proofErr w:type="spellEnd"/>
-      <w:r>
-        <w:t xml:space="preserve">), selected for its superior energy conservation in switching circuits. </w:t>
+        <w:t xml:space="preserve">trapezoidal (default in LTspice), selected for its superior energy conservation in switching circuits. </w:t>
       </w:r>
     </w:p>
     <w:p>
@@ -23955,15 +23496,7 @@
         <w:t>Gmin stepping</w:t>
       </w:r>
       <w:r>
-        <w:t xml:space="preserve"> was therefore invoked by </w:t>
-      </w:r>
-      <w:proofErr w:type="spellStart"/>
-      <w:r>
-        <w:t>LTspice</w:t>
-      </w:r>
-      <w:proofErr w:type="spellEnd"/>
-      <w:r>
-        <w:t xml:space="preserve"> automatically, which gradually increases conductance across semiconductor junctions until a stable operating point is found. The failure of Direct Newton is not indicative of a design flaw. It reflects the complexity of the LTC1871 macro model and the power stage. </w:t>
+        <w:t xml:space="preserve"> was therefore invoked by LTspice automatically, which gradually increases conductance across semiconductor junctions until a stable operating point is found. The failure of Direct Newton is not indicative of a design flaw. It reflects the complexity of the LTC1871 macro model and the power stage. </w:t>
       </w:r>
     </w:p>
     <w:p>
@@ -24203,13 +23736,8 @@
       <w:r>
         <w:t xml:space="preserve">: </w:t>
       </w:r>
-      <w:proofErr w:type="spellStart"/>
-      <w:r>
-        <w:t>LTspice</w:t>
-      </w:r>
-      <w:proofErr w:type="spellEnd"/>
-      <w:r>
-        <w:t xml:space="preserve"> simulation schematic (LTC1871_Validated_Final_Fixed_V2.asc</w:t>
+      <w:r>
+        <w:t>LTspice simulation schematic (LTC1871_Validated_Final_Fixed_V2.asc</w:t>
       </w:r>
     </w:p>
     <w:p>
@@ -24257,16 +23785,11 @@
       <w:r>
         <w:t xml:space="preserve">. The directive </w:t>
       </w:r>
-      <w:proofErr w:type="gramStart"/>
       <w:r>
         <w:t>“.</w:t>
       </w:r>
       <w:r>
-        <w:t>param</w:t>
-      </w:r>
-      <w:proofErr w:type="gramEnd"/>
-      <w:r>
-        <w:t xml:space="preserve"> VIN=9.6</w:t>
+        <w:t>param VIN=9.6</w:t>
       </w:r>
       <w:r>
         <w:t>”</w:t>
@@ -24274,16 +23797,11 @@
       <w:r>
         <w:t xml:space="preserve"> sets a nominal value; a </w:t>
       </w:r>
-      <w:proofErr w:type="gramStart"/>
       <w:r>
         <w:t>“</w:t>
       </w:r>
       <w:r>
-        <w:t>.step</w:t>
-      </w:r>
-      <w:proofErr w:type="gramEnd"/>
-      <w:r>
-        <w:t xml:space="preserve"> param VIN list 7.5 8.0 9.6 11.0 11.1 12.0</w:t>
+        <w:t>.step param VIN list 7.5 8.0 9.6 11.0 11.1 12.0</w:t>
       </w:r>
       <w:r>
         <w:t xml:space="preserve">” </w:t>
@@ -24349,39 +23867,7 @@
         <w:t>Interpretation:</w:t>
       </w:r>
       <w:r>
-        <w:t> 0.5 A from t=0 to 5 </w:t>
-      </w:r>
-      <w:proofErr w:type="spellStart"/>
-      <w:r>
-        <w:t>ms</w:t>
-      </w:r>
-      <w:proofErr w:type="spellEnd"/>
-      <w:r>
-        <w:t>, then a linear ramp to 2 A over 100 µs (starting at 5 </w:t>
-      </w:r>
-      <w:proofErr w:type="spellStart"/>
-      <w:r>
-        <w:t>ms</w:t>
-      </w:r>
-      <w:proofErr w:type="spellEnd"/>
-      <w:r>
-        <w:t>), and finally constant 2 A from 5.1 </w:t>
-      </w:r>
-      <w:proofErr w:type="spellStart"/>
-      <w:r>
-        <w:t>ms</w:t>
-      </w:r>
-      <w:proofErr w:type="spellEnd"/>
-      <w:r>
-        <w:t xml:space="preserve"> to 8 </w:t>
-      </w:r>
-      <w:proofErr w:type="spellStart"/>
-      <w:r>
-        <w:t>ms</w:t>
-      </w:r>
-      <w:proofErr w:type="spellEnd"/>
-      <w:r>
-        <w:t>. The 100 µs ramp approximates the inrush current of a DC motor during startup, which appears as a fast load change to the converter.</w:t>
+        <w:t> 0.5 A from t=0 to 5 ms, then a linear ramp to 2 A over 100 µs (starting at 5 ms), and finally constant 2 A from 5.1 ms to 8 ms. The 100 µs ramp approximates the inrush current of a DC motor during startup, which appears as a fast load change to the converter.</w:t>
       </w:r>
     </w:p>
     <w:p>
@@ -24424,20 +23910,7 @@
         <w:ind w:left="360"/>
       </w:pPr>
       <w:r>
-        <w:t xml:space="preserve">All measurement directives </w:t>
-      </w:r>
-      <w:proofErr w:type="gramStart"/>
-      <w:r>
-        <w:t>( .</w:t>
-      </w:r>
-      <w:proofErr w:type="spellStart"/>
-      <w:r>
-        <w:t>meas</w:t>
-      </w:r>
-      <w:proofErr w:type="spellEnd"/>
-      <w:proofErr w:type="gramEnd"/>
-      <w:r>
-        <w:t>) are defined in the schematic and summarised in Section 4.5.</w:t>
+        <w:t>All measurement directives ( .meas) are defined in the schematic and summarised in Section 4.5.</w:t>
       </w:r>
     </w:p>
     <w:p>
@@ -24462,16 +23935,11 @@
       </w:r>
     </w:p>
     <w:p>
-      <w:proofErr w:type="gramStart"/>
       <w:r>
         <w:t>“</w:t>
       </w:r>
       <w:r>
-        <w:t>.step</w:t>
-      </w:r>
-      <w:proofErr w:type="gramEnd"/>
-      <w:r>
-        <w:t xml:space="preserve"> param VIN list 7.5 8.0 9.6 11.0 11.1 12.0</w:t>
+        <w:t>.step param VIN list 7.5 8.0 9.6 11.0 11.1 12.0</w:t>
       </w:r>
       <w:r>
         <w:t>”</w:t>
@@ -25112,25 +24580,7 @@
     </w:p>
     <w:p>
       <w:r>
-        <w:t xml:space="preserve">All key performance metrics were extracted using </w:t>
-      </w:r>
-      <w:proofErr w:type="spellStart"/>
-      <w:proofErr w:type="gramStart"/>
-      <w:r>
-        <w:t>LTspice’s</w:t>
-      </w:r>
-      <w:proofErr w:type="spellEnd"/>
-      <w:r>
-        <w:t xml:space="preserve"> .</w:t>
-      </w:r>
-      <w:proofErr w:type="spellStart"/>
-      <w:r>
-        <w:t>meas</w:t>
-      </w:r>
-      <w:proofErr w:type="spellEnd"/>
-      <w:proofErr w:type="gramEnd"/>
-      <w:r>
-        <w:t xml:space="preserve"> directives. Table </w:t>
+        <w:t xml:space="preserve">All key performance metrics were extracted using LTspice’s .meas directives. Table </w:t>
       </w:r>
       <w:r>
         <w:t>8</w:t>
@@ -25150,133 +24600,7 @@
         <w:rPr>
           <w:rFonts w:eastAsia="Arial" w:cs="Arial"/>
         </w:rPr>
-        <w:t xml:space="preserve">In preliminary simulation runs, a shorter total time (5 </w:t>
-      </w:r>
-      <w:proofErr w:type="spellStart"/>
-      <w:r>
-        <w:rPr>
-          <w:rFonts w:eastAsia="Arial" w:cs="Arial"/>
-        </w:rPr>
-        <w:t>ms</w:t>
-      </w:r>
-      <w:proofErr w:type="spellEnd"/>
-      <w:r>
-        <w:rPr>
-          <w:rFonts w:eastAsia="Arial" w:cs="Arial"/>
-        </w:rPr>
-        <w:t xml:space="preserve">) was used with a load step at 2 </w:t>
-      </w:r>
-      <w:proofErr w:type="spellStart"/>
-      <w:r>
-        <w:rPr>
-          <w:rFonts w:eastAsia="Arial" w:cs="Arial"/>
-        </w:rPr>
-        <w:t>ms</w:t>
-      </w:r>
-      <w:proofErr w:type="spellEnd"/>
-      <w:r>
-        <w:rPr>
-          <w:rFonts w:eastAsia="Arial" w:cs="Arial"/>
-        </w:rPr>
-        <w:t xml:space="preserve"> and post-step window at 3–4 </w:t>
-      </w:r>
-      <w:proofErr w:type="spellStart"/>
-      <w:r>
-        <w:rPr>
-          <w:rFonts w:eastAsia="Arial" w:cs="Arial"/>
-        </w:rPr>
-        <w:t>ms</w:t>
-      </w:r>
-      <w:proofErr w:type="spellEnd"/>
-      <w:r>
-        <w:rPr>
-          <w:rFonts w:eastAsia="Arial" w:cs="Arial"/>
-        </w:rPr>
-        <w:t xml:space="preserve">. This left insufficient settling time after the startup transient. The final simulation uses 8 </w:t>
-      </w:r>
-      <w:proofErr w:type="spellStart"/>
-      <w:r>
-        <w:rPr>
-          <w:rFonts w:eastAsia="Arial" w:cs="Arial"/>
-        </w:rPr>
-        <w:t>ms</w:t>
-      </w:r>
-      <w:proofErr w:type="spellEnd"/>
-      <w:r>
-        <w:rPr>
-          <w:rFonts w:eastAsia="Arial" w:cs="Arial"/>
-        </w:rPr>
-        <w:t xml:space="preserve"> total time, a load step at 5 </w:t>
-      </w:r>
-      <w:proofErr w:type="spellStart"/>
-      <w:r>
-        <w:rPr>
-          <w:rFonts w:eastAsia="Arial" w:cs="Arial"/>
-        </w:rPr>
-        <w:t>ms</w:t>
-      </w:r>
-      <w:proofErr w:type="spellEnd"/>
-      <w:r>
-        <w:rPr>
-          <w:rFonts w:eastAsia="Arial" w:cs="Arial"/>
-        </w:rPr>
-        <w:t xml:space="preserve">, and measurement windows starting at 4 </w:t>
-      </w:r>
-      <w:proofErr w:type="spellStart"/>
-      <w:r>
-        <w:rPr>
-          <w:rFonts w:eastAsia="Arial" w:cs="Arial"/>
-        </w:rPr>
-        <w:t>ms</w:t>
-      </w:r>
-      <w:proofErr w:type="spellEnd"/>
-      <w:r>
-        <w:rPr>
-          <w:rFonts w:eastAsia="Arial" w:cs="Arial"/>
-        </w:rPr>
-        <w:t xml:space="preserve"> and 6 </w:t>
-      </w:r>
-      <w:proofErr w:type="spellStart"/>
-      <w:r>
-        <w:rPr>
-          <w:rFonts w:eastAsia="Arial" w:cs="Arial"/>
-        </w:rPr>
-        <w:t>ms</w:t>
-      </w:r>
-      <w:proofErr w:type="spellEnd"/>
-      <w:r>
-        <w:rPr>
-          <w:rFonts w:eastAsia="Arial" w:cs="Arial"/>
-        </w:rPr>
-        <w:t xml:space="preserve">. This guarantees at least 2 </w:t>
-      </w:r>
-      <w:proofErr w:type="spellStart"/>
-      <w:r>
-        <w:rPr>
-          <w:rFonts w:eastAsia="Arial" w:cs="Arial"/>
-        </w:rPr>
-        <w:t>ms</w:t>
-      </w:r>
-      <w:proofErr w:type="spellEnd"/>
-      <w:r>
-        <w:rPr>
-          <w:rFonts w:eastAsia="Arial" w:cs="Arial"/>
-        </w:rPr>
-        <w:t xml:space="preserve"> of </w:t>
-      </w:r>
-      <w:proofErr w:type="gramStart"/>
-      <w:r>
-        <w:rPr>
-          <w:rFonts w:eastAsia="Arial" w:cs="Arial"/>
-        </w:rPr>
-        <w:t>steady-state</w:t>
-      </w:r>
-      <w:proofErr w:type="gramEnd"/>
-      <w:r>
-        <w:rPr>
-          <w:rFonts w:eastAsia="Arial" w:cs="Arial"/>
-        </w:rPr>
-        <w:t xml:space="preserve"> before each measurement, eliminating transient artefacts.</w:t>
+        <w:t>In preliminary simulation runs, a shorter total time (5 ms) was used with a load step at 2 ms and post-step window at 3–4 ms. This left insufficient settling time after the startup transient. The final simulation uses 8 ms total time, a load step at 5 ms, and measurement windows starting at 4 ms and 6 ms. This guarantees at least 2 ms of steady-state before each measurement, eliminating transient artefacts.</w:t>
       </w:r>
     </w:p>
     <w:p>
@@ -25296,15 +24620,7 @@
         </w:rPr>
       </w:pPr>
       <w:r>
-        <w:t xml:space="preserve">Loop stability was verified analytically using a MATLAB model of the control loop, rather than through an </w:t>
-      </w:r>
-      <w:proofErr w:type="spellStart"/>
-      <w:r>
-        <w:t>LTspice</w:t>
-      </w:r>
-      <w:proofErr w:type="spellEnd"/>
-      <w:r>
-        <w:t xml:space="preserve"> AC sweep. The LTC1871 implements current-mode control, which simplifies the power stage transfer function to approximately a single pole. The control-to-output transfer </w:t>
+        <w:t xml:space="preserve">Loop stability was verified analytically using a MATLAB model of the control loop, rather than through an LTspice AC sweep. The LTC1871 implements current-mode control, which simplifies the power stage transfer function to approximately a single pole. The control-to-output transfer </w:t>
       </w:r>
       <w:r>
         <w:lastRenderedPageBreak/>
@@ -25778,15 +25094,7 @@
         </m:r>
       </m:oMath>
       <w:r>
-        <w:t> was evaluated over a frequency range of 10 Hz to 1 </w:t>
-      </w:r>
-      <w:proofErr w:type="spellStart"/>
-      <w:r>
-        <w:t>MHz.</w:t>
-      </w:r>
-      <w:proofErr w:type="spellEnd"/>
-      <w:r>
-        <w:t xml:space="preserve"> From the resulting Bode plot (presented in Chapter 5), the following stability margins were extracted:</w:t>
+        <w:t> was evaluated over a frequency range of 10 Hz to 1 MHz. From the resulting Bode plot (presented in Chapter 5), the following stability margins were extracted:</w:t>
       </w:r>
     </w:p>
     <w:p>
@@ -26068,15 +25376,7 @@
         <w:t>).</w:t>
       </w:r>
       <w:r>
-        <w:t xml:space="preserve"> A full </w:t>
-      </w:r>
-      <w:proofErr w:type="spellStart"/>
-      <w:r>
-        <w:t>LTspice</w:t>
-      </w:r>
-      <w:proofErr w:type="spellEnd"/>
-      <w:r>
-        <w:t xml:space="preserve"> AC simulation was not performed due to convergence difficulties with the behavioural micromodel when breaking the feedback loop; this is noted as a potential future improvement in Chapter 6.</w:t>
+        <w:t xml:space="preserve"> A full LTspice AC simulation was not performed due to convergence difficulties with the behavioural micromodel when breaking the feedback loop; this is noted as a potential future improvement in Chapter 6.</w:t>
       </w:r>
     </w:p>
     <w:p>
@@ -27025,11 +26325,9 @@
             </w:tcBorders>
           </w:tcPr>
           <w:p>
-            <w:proofErr w:type="spellStart"/>
             <w:r>
               <w:t>C_in</w:t>
             </w:r>
-            <w:proofErr w:type="spellEnd"/>
           </w:p>
         </w:tc>
         <w:tc>
@@ -27142,15 +26440,7 @@
           </w:tcPr>
           <w:p>
             <w:r>
-              <w:t xml:space="preserve">56 </w:t>
-            </w:r>
-            <w:proofErr w:type="spellStart"/>
-            <w:r>
-              <w:t>kΩ</w:t>
-            </w:r>
-            <w:proofErr w:type="spellEnd"/>
-            <w:r>
-              <w:t>, 1 % (R_BOT)</w:t>
+              <w:t>56 kΩ, 1 % (R_BOT)</w:t>
             </w:r>
           </w:p>
         </w:tc>
@@ -27248,15 +26538,7 @@
           </w:tcPr>
           <w:p>
             <w:r>
-              <w:t xml:space="preserve">499 </w:t>
-            </w:r>
-            <w:proofErr w:type="spellStart"/>
-            <w:r>
-              <w:t>kΩ</w:t>
-            </w:r>
-            <w:proofErr w:type="spellEnd"/>
-            <w:r>
-              <w:t>, 1 % (R_TOP)</w:t>
+              <w:t>499 kΩ, 1 % (R_TOP)</w:t>
             </w:r>
           </w:p>
         </w:tc>
@@ -27354,15 +26636,7 @@
           </w:tcPr>
           <w:p>
             <w:r>
-              <w:t xml:space="preserve">8.66 </w:t>
-            </w:r>
-            <w:proofErr w:type="spellStart"/>
-            <w:r>
-              <w:t>kΩ</w:t>
-            </w:r>
-            <w:proofErr w:type="spellEnd"/>
-            <w:r>
-              <w:t>, 1 %</w:t>
+              <w:t>8.66 kΩ, 1 %</w:t>
             </w:r>
           </w:p>
         </w:tc>
@@ -27460,15 +26734,7 @@
           </w:tcPr>
           <w:p>
             <w:r>
-              <w:t xml:space="preserve">6.8 </w:t>
-            </w:r>
-            <w:proofErr w:type="spellStart"/>
-            <w:r>
-              <w:t>nF</w:t>
-            </w:r>
-            <w:proofErr w:type="spellEnd"/>
-            <w:r>
-              <w:t>, 50 V</w:t>
+              <w:t>6.8 nF, 50 V</w:t>
             </w:r>
           </w:p>
         </w:tc>
@@ -27664,15 +26930,7 @@
           </w:tcPr>
           <w:p>
             <w:r>
-              <w:t xml:space="preserve">68.1 </w:t>
-            </w:r>
-            <w:proofErr w:type="spellStart"/>
-            <w:r>
-              <w:t>kΩ</w:t>
-            </w:r>
-            <w:proofErr w:type="spellEnd"/>
-            <w:r>
-              <w:t>, 1 %</w:t>
+              <w:t>68.1 kΩ, 1 %</w:t>
             </w:r>
           </w:p>
         </w:tc>
@@ -27770,15 +27028,7 @@
           </w:tcPr>
           <w:p>
             <w:r>
-              <w:t xml:space="preserve">49 </w:t>
-            </w:r>
-            <w:proofErr w:type="spellStart"/>
-            <w:r>
-              <w:t>kΩ</w:t>
-            </w:r>
-            <w:proofErr w:type="spellEnd"/>
-            <w:r>
-              <w:t>, 1 % (UVLO top)</w:t>
+              <w:t>49 kΩ, 1 % (UVLO top)</w:t>
             </w:r>
           </w:p>
         </w:tc>
@@ -27877,15 +27127,7 @@
           </w:tcPr>
           <w:p>
             <w:r>
-              <w:t xml:space="preserve">10 </w:t>
-            </w:r>
-            <w:proofErr w:type="spellStart"/>
-            <w:r>
-              <w:t>kΩ</w:t>
-            </w:r>
-            <w:proofErr w:type="spellEnd"/>
-            <w:r>
-              <w:t>, 1 % (UVLO bottom)</w:t>
+              <w:t>10 kΩ, 1 % (UVLO bottom)</w:t>
             </w:r>
           </w:p>
         </w:tc>
@@ -27983,15 +27225,7 @@
           </w:tcPr>
           <w:p>
             <w:r>
-              <w:t xml:space="preserve">1 </w:t>
-            </w:r>
-            <w:proofErr w:type="spellStart"/>
-            <w:r>
-              <w:t>kΩ</w:t>
-            </w:r>
-            <w:proofErr w:type="spellEnd"/>
-            <w:r>
-              <w:t xml:space="preserve"> (OVLO series)</w:t>
+              <w:t>1 kΩ (OVLO series)</w:t>
             </w:r>
           </w:p>
         </w:tc>
@@ -28562,7 +27796,6 @@
             <w:pPr>
               <w:jc w:val="center"/>
             </w:pPr>
-            <w:proofErr w:type="gramStart"/>
             <w:r>
               <w:rPr>
                 <w:rFonts w:ascii="Arial" w:eastAsia="Arial" w:hAnsi="Arial" w:cs="Arial"/>
@@ -28572,32 +27805,7 @@
                 <w:sz w:val="20"/>
                 <w:szCs w:val="20"/>
               </w:rPr>
-              <w:t>.</w:t>
-            </w:r>
-            <w:proofErr w:type="spellStart"/>
-            <w:r>
-              <w:rPr>
-                <w:rFonts w:ascii="Arial" w:eastAsia="Arial" w:hAnsi="Arial" w:cs="Arial"/>
-                <w:b/>
-                <w:bCs/>
-                <w:color w:val="FFFFFF"/>
-                <w:sz w:val="20"/>
-                <w:szCs w:val="20"/>
-              </w:rPr>
-              <w:t>meas</w:t>
-            </w:r>
-            <w:proofErr w:type="spellEnd"/>
-            <w:proofErr w:type="gramEnd"/>
-            <w:r>
-              <w:rPr>
-                <w:rFonts w:ascii="Arial" w:eastAsia="Arial" w:hAnsi="Arial" w:cs="Arial"/>
-                <w:b/>
-                <w:bCs/>
-                <w:color w:val="FFFFFF"/>
-                <w:sz w:val="20"/>
-                <w:szCs w:val="20"/>
-              </w:rPr>
-              <w:t xml:space="preserve"> Directive</w:t>
+              <w:t>.meas Directive</w:t>
             </w:r>
           </w:p>
         </w:tc>
@@ -28755,18 +27963,8 @@
                 <w:sz w:val="18"/>
                 <w:szCs w:val="18"/>
               </w:rPr>
-              <w:t xml:space="preserve">4–5 </w:t>
-            </w:r>
-            <w:proofErr w:type="spellStart"/>
-            <w:r>
-              <w:rPr>
-                <w:rFonts w:ascii="Arial" w:eastAsia="Arial" w:hAnsi="Arial" w:cs="Arial"/>
-                <w:sz w:val="18"/>
-                <w:szCs w:val="18"/>
-              </w:rPr>
-              <w:t>ms</w:t>
-            </w:r>
-            <w:proofErr w:type="spellEnd"/>
+              <w:t>4–5 ms</w:t>
+            </w:r>
           </w:p>
         </w:tc>
         <w:tc>
@@ -28793,43 +27991,7 @@
                 <w:sz w:val="18"/>
                 <w:szCs w:val="18"/>
               </w:rPr>
-              <w:t xml:space="preserve">After startup settles (by 2 </w:t>
-            </w:r>
-            <w:proofErr w:type="spellStart"/>
-            <w:r>
-              <w:rPr>
-                <w:rFonts w:ascii="Arial" w:eastAsia="Arial" w:hAnsi="Arial" w:cs="Arial"/>
-                <w:sz w:val="18"/>
-                <w:szCs w:val="18"/>
-              </w:rPr>
-              <w:t>ms</w:t>
-            </w:r>
-            <w:proofErr w:type="spellEnd"/>
-            <w:r>
-              <w:rPr>
-                <w:rFonts w:ascii="Arial" w:eastAsia="Arial" w:hAnsi="Arial" w:cs="Arial"/>
-                <w:sz w:val="18"/>
-                <w:szCs w:val="18"/>
-              </w:rPr>
-              <w:t xml:space="preserve">), before load step (5 </w:t>
-            </w:r>
-            <w:proofErr w:type="spellStart"/>
-            <w:r>
-              <w:rPr>
-                <w:rFonts w:ascii="Arial" w:eastAsia="Arial" w:hAnsi="Arial" w:cs="Arial"/>
-                <w:sz w:val="18"/>
-                <w:szCs w:val="18"/>
-              </w:rPr>
-              <w:t>ms</w:t>
-            </w:r>
-            <w:proofErr w:type="spellEnd"/>
-            <w:r>
-              <w:rPr>
-                <w:rFonts w:ascii="Arial" w:eastAsia="Arial" w:hAnsi="Arial" w:cs="Arial"/>
-                <w:sz w:val="18"/>
-                <w:szCs w:val="18"/>
-              </w:rPr>
-              <w:t>).</w:t>
+              <w:t>After startup settles (by 2 ms), before load step (5 ms).</w:t>
             </w:r>
           </w:p>
         </w:tc>
@@ -28917,18 +28079,8 @@
                 <w:sz w:val="18"/>
                 <w:szCs w:val="18"/>
               </w:rPr>
-              <w:t xml:space="preserve">6–7 </w:t>
-            </w:r>
-            <w:proofErr w:type="spellStart"/>
-            <w:r>
-              <w:rPr>
-                <w:rFonts w:ascii="Arial" w:eastAsia="Arial" w:hAnsi="Arial" w:cs="Arial"/>
-                <w:sz w:val="18"/>
-                <w:szCs w:val="18"/>
-              </w:rPr>
-              <w:t>ms</w:t>
-            </w:r>
-            <w:proofErr w:type="spellEnd"/>
+              <w:t>6–7 ms</w:t>
+            </w:r>
           </w:p>
         </w:tc>
         <w:tc>
@@ -29043,18 +28195,8 @@
                 <w:sz w:val="18"/>
                 <w:szCs w:val="18"/>
               </w:rPr>
-              <w:t xml:space="preserve">5.1–5.4 </w:t>
-            </w:r>
-            <w:proofErr w:type="spellStart"/>
-            <w:r>
-              <w:rPr>
-                <w:rFonts w:ascii="Arial" w:eastAsia="Arial" w:hAnsi="Arial" w:cs="Arial"/>
-                <w:sz w:val="18"/>
-                <w:szCs w:val="18"/>
-              </w:rPr>
-              <w:t>ms</w:t>
-            </w:r>
-            <w:proofErr w:type="spellEnd"/>
+              <w:t>5.1–5.4 ms</w:t>
+            </w:r>
           </w:p>
         </w:tc>
         <w:tc>
@@ -29141,61 +28283,7 @@
                 <w:sz w:val="16"/>
                 <w:szCs w:val="16"/>
               </w:rPr>
-              <w:t>PARAM (</w:t>
-            </w:r>
-            <w:proofErr w:type="spellStart"/>
-            <w:r>
-              <w:rPr>
-                <w:rFonts w:ascii="Consolas" w:eastAsia="Consolas" w:hAnsi="Consolas" w:cs="Consolas"/>
-                <w:sz w:val="16"/>
-                <w:szCs w:val="16"/>
-              </w:rPr>
-              <w:t>Vout_before</w:t>
-            </w:r>
-            <w:proofErr w:type="spellEnd"/>
-            <w:r>
-              <w:rPr>
-                <w:rFonts w:ascii="Consolas" w:eastAsia="Consolas" w:hAnsi="Consolas" w:cs="Consolas"/>
-                <w:sz w:val="16"/>
-                <w:szCs w:val="16"/>
-              </w:rPr>
-              <w:t xml:space="preserve"> − </w:t>
-            </w:r>
-            <w:proofErr w:type="spellStart"/>
-            <w:r>
-              <w:rPr>
-                <w:rFonts w:ascii="Consolas" w:eastAsia="Consolas" w:hAnsi="Consolas" w:cs="Consolas"/>
-                <w:sz w:val="16"/>
-                <w:szCs w:val="16"/>
-              </w:rPr>
-              <w:t>Vout_</w:t>
-            </w:r>
-            <w:proofErr w:type="gramStart"/>
-            <w:r>
-              <w:rPr>
-                <w:rFonts w:ascii="Consolas" w:eastAsia="Consolas" w:hAnsi="Consolas" w:cs="Consolas"/>
-                <w:sz w:val="16"/>
-                <w:szCs w:val="16"/>
-              </w:rPr>
-              <w:t>droop</w:t>
-            </w:r>
-            <w:proofErr w:type="spellEnd"/>
-            <w:r>
-              <w:rPr>
-                <w:rFonts w:ascii="Consolas" w:eastAsia="Consolas" w:hAnsi="Consolas" w:cs="Consolas"/>
-                <w:sz w:val="16"/>
-                <w:szCs w:val="16"/>
-              </w:rPr>
-              <w:t>)*</w:t>
-            </w:r>
-            <w:proofErr w:type="gramEnd"/>
-            <w:r>
-              <w:rPr>
-                <w:rFonts w:ascii="Consolas" w:eastAsia="Consolas" w:hAnsi="Consolas" w:cs="Consolas"/>
-                <w:sz w:val="16"/>
-                <w:szCs w:val="16"/>
-              </w:rPr>
-              <w:t>1000</w:t>
+              <w:t>PARAM (Vout_before − Vout_droop)*1000</w:t>
             </w:r>
           </w:p>
         </w:tc>
@@ -29311,61 +28399,7 @@
                 <w:sz w:val="16"/>
                 <w:szCs w:val="16"/>
               </w:rPr>
-              <w:t>PARAM (</w:t>
-            </w:r>
-            <w:proofErr w:type="spellStart"/>
-            <w:r>
-              <w:rPr>
-                <w:rFonts w:ascii="Consolas" w:eastAsia="Consolas" w:hAnsi="Consolas" w:cs="Consolas"/>
-                <w:sz w:val="16"/>
-                <w:szCs w:val="16"/>
-              </w:rPr>
-              <w:t>Vout_before</w:t>
-            </w:r>
-            <w:proofErr w:type="spellEnd"/>
-            <w:r>
-              <w:rPr>
-                <w:rFonts w:ascii="Consolas" w:eastAsia="Consolas" w:hAnsi="Consolas" w:cs="Consolas"/>
-                <w:sz w:val="16"/>
-                <w:szCs w:val="16"/>
-              </w:rPr>
-              <w:t xml:space="preserve"> − </w:t>
-            </w:r>
-            <w:proofErr w:type="spellStart"/>
-            <w:r>
-              <w:rPr>
-                <w:rFonts w:ascii="Consolas" w:eastAsia="Consolas" w:hAnsi="Consolas" w:cs="Consolas"/>
-                <w:sz w:val="16"/>
-                <w:szCs w:val="16"/>
-              </w:rPr>
-              <w:t>Vout_droop</w:t>
-            </w:r>
-            <w:proofErr w:type="spellEnd"/>
-            <w:r>
-              <w:rPr>
-                <w:rFonts w:ascii="Consolas" w:eastAsia="Consolas" w:hAnsi="Consolas" w:cs="Consolas"/>
-                <w:sz w:val="16"/>
-                <w:szCs w:val="16"/>
-              </w:rPr>
-              <w:t>)/</w:t>
-            </w:r>
-            <w:proofErr w:type="spellStart"/>
-            <w:r>
-              <w:rPr>
-                <w:rFonts w:ascii="Consolas" w:eastAsia="Consolas" w:hAnsi="Consolas" w:cs="Consolas"/>
-                <w:sz w:val="16"/>
-                <w:szCs w:val="16"/>
-              </w:rPr>
-              <w:t>Vout_before</w:t>
-            </w:r>
-            <w:proofErr w:type="spellEnd"/>
-            <w:r>
-              <w:rPr>
-                <w:rFonts w:ascii="Consolas" w:eastAsia="Consolas" w:hAnsi="Consolas" w:cs="Consolas"/>
-                <w:sz w:val="16"/>
-                <w:szCs w:val="16"/>
-              </w:rPr>
-              <w:t>*100</w:t>
+              <w:t>PARAM (Vout_before − Vout_droop)/Vout_before*100</w:t>
             </w:r>
           </w:p>
         </w:tc>
@@ -29509,18 +28543,8 @@
                 <w:sz w:val="18"/>
                 <w:szCs w:val="18"/>
               </w:rPr>
-              <w:t xml:space="preserve">6–7 </w:t>
-            </w:r>
-            <w:proofErr w:type="spellStart"/>
-            <w:r>
-              <w:rPr>
-                <w:rFonts w:ascii="Arial" w:eastAsia="Arial" w:hAnsi="Arial" w:cs="Arial"/>
-                <w:sz w:val="18"/>
-                <w:szCs w:val="18"/>
-              </w:rPr>
-              <w:t>ms</w:t>
-            </w:r>
-            <w:proofErr w:type="spellEnd"/>
+              <w:t>6–7 ms</w:t>
+            </w:r>
           </w:p>
         </w:tc>
         <w:tc>
@@ -29541,23 +28565,13 @@
             </w:tcMar>
           </w:tcPr>
           <w:p>
-            <w:proofErr w:type="gramStart"/>
             <w:r>
               <w:rPr>
                 <w:rFonts w:ascii="Arial" w:eastAsia="Arial" w:hAnsi="Arial" w:cs="Arial"/>
                 <w:sz w:val="18"/>
                 <w:szCs w:val="18"/>
               </w:rPr>
-              <w:t>Steady-state</w:t>
-            </w:r>
-            <w:proofErr w:type="gramEnd"/>
-            <w:r>
-              <w:rPr>
-                <w:rFonts w:ascii="Arial" w:eastAsia="Arial" w:hAnsi="Arial" w:cs="Arial"/>
-                <w:sz w:val="18"/>
-                <w:szCs w:val="18"/>
-              </w:rPr>
-              <w:t xml:space="preserve"> at full load, after recovery.</w:t>
+              <w:t>Steady-state at full load, after recovery.</w:t>
             </w:r>
           </w:p>
         </w:tc>
@@ -29617,25 +28631,7 @@
                 <w:sz w:val="16"/>
                 <w:szCs w:val="16"/>
               </w:rPr>
-              <w:t xml:space="preserve">PARAM </w:t>
-            </w:r>
-            <w:proofErr w:type="spellStart"/>
-            <w:r>
-              <w:rPr>
-                <w:rFonts w:ascii="Consolas" w:eastAsia="Consolas" w:hAnsi="Consolas" w:cs="Consolas"/>
-                <w:sz w:val="16"/>
-                <w:szCs w:val="16"/>
-              </w:rPr>
-              <w:t>Vout_ripple</w:t>
-            </w:r>
-            <w:proofErr w:type="spellEnd"/>
-            <w:r>
-              <w:rPr>
-                <w:rFonts w:ascii="Consolas" w:eastAsia="Consolas" w:hAnsi="Consolas" w:cs="Consolas"/>
-                <w:sz w:val="16"/>
-                <w:szCs w:val="16"/>
-              </w:rPr>
-              <w:t>*1000</w:t>
+              <w:t>PARAM Vout_ripple*1000</w:t>
             </w:r>
           </w:p>
         </w:tc>
@@ -29779,18 +28775,8 @@
                 <w:sz w:val="18"/>
                 <w:szCs w:val="18"/>
               </w:rPr>
-              <w:t xml:space="preserve">4–5 </w:t>
-            </w:r>
-            <w:proofErr w:type="spellStart"/>
-            <w:r>
-              <w:rPr>
-                <w:rFonts w:ascii="Arial" w:eastAsia="Arial" w:hAnsi="Arial" w:cs="Arial"/>
-                <w:sz w:val="18"/>
-                <w:szCs w:val="18"/>
-              </w:rPr>
-              <w:t>ms</w:t>
-            </w:r>
-            <w:proofErr w:type="spellEnd"/>
+              <w:t>4–5 ms</w:t>
+            </w:r>
           </w:p>
         </w:tc>
         <w:tc>
@@ -29906,18 +28892,8 @@
                 <w:sz w:val="18"/>
                 <w:szCs w:val="18"/>
               </w:rPr>
-              <w:t xml:space="preserve">After 5 </w:t>
-            </w:r>
-            <w:proofErr w:type="spellStart"/>
-            <w:r>
-              <w:rPr>
-                <w:rFonts w:ascii="Arial" w:eastAsia="Arial" w:hAnsi="Arial" w:cs="Arial"/>
-                <w:sz w:val="18"/>
-                <w:szCs w:val="18"/>
-              </w:rPr>
-              <w:t>ms</w:t>
-            </w:r>
-            <w:proofErr w:type="spellEnd"/>
+              <w:t>After 5 ms</w:t>
+            </w:r>
           </w:p>
         </w:tc>
         <w:tc>
@@ -30032,18 +29008,8 @@
                 <w:sz w:val="18"/>
                 <w:szCs w:val="18"/>
               </w:rPr>
-              <w:t xml:space="preserve">6–7 </w:t>
-            </w:r>
-            <w:proofErr w:type="spellStart"/>
-            <w:r>
-              <w:rPr>
-                <w:rFonts w:ascii="Arial" w:eastAsia="Arial" w:hAnsi="Arial" w:cs="Arial"/>
-                <w:sz w:val="18"/>
-                <w:szCs w:val="18"/>
-              </w:rPr>
-              <w:t>ms</w:t>
-            </w:r>
-            <w:proofErr w:type="spellEnd"/>
+              <w:t>6–7 ms</w:t>
+            </w:r>
           </w:p>
         </w:tc>
         <w:tc>
@@ -30070,25 +29036,7 @@
                 <w:sz w:val="18"/>
                 <w:szCs w:val="18"/>
               </w:rPr>
-              <w:t xml:space="preserve">Post-step, full load, </w:t>
-            </w:r>
-            <w:proofErr w:type="gramStart"/>
-            <w:r>
-              <w:rPr>
-                <w:rFonts w:ascii="Arial" w:eastAsia="Arial" w:hAnsi="Arial" w:cs="Arial"/>
-                <w:sz w:val="18"/>
-                <w:szCs w:val="18"/>
-              </w:rPr>
-              <w:t>steady-state</w:t>
-            </w:r>
-            <w:proofErr w:type="gramEnd"/>
-            <w:r>
-              <w:rPr>
-                <w:rFonts w:ascii="Arial" w:eastAsia="Arial" w:hAnsi="Arial" w:cs="Arial"/>
-                <w:sz w:val="18"/>
-                <w:szCs w:val="18"/>
-              </w:rPr>
-              <w:t>.</w:t>
+              <w:t>Post-step, full load, steady-state.</w:t>
             </w:r>
           </w:p>
         </w:tc>
@@ -30176,18 +29124,8 @@
                 <w:sz w:val="18"/>
                 <w:szCs w:val="18"/>
               </w:rPr>
-              <w:t xml:space="preserve">6–7 </w:t>
-            </w:r>
-            <w:proofErr w:type="spellStart"/>
-            <w:r>
-              <w:rPr>
-                <w:rFonts w:ascii="Arial" w:eastAsia="Arial" w:hAnsi="Arial" w:cs="Arial"/>
-                <w:sz w:val="18"/>
-                <w:szCs w:val="18"/>
-              </w:rPr>
-              <w:t>ms</w:t>
-            </w:r>
-            <w:proofErr w:type="spellEnd"/>
+              <w:t>6–7 ms</w:t>
+            </w:r>
           </w:p>
         </w:tc>
         <w:tc>
@@ -30214,25 +29152,7 @@
                 <w:sz w:val="18"/>
                 <w:szCs w:val="18"/>
               </w:rPr>
-              <w:t xml:space="preserve">Post-step, full load, </w:t>
-            </w:r>
-            <w:proofErr w:type="gramStart"/>
-            <w:r>
-              <w:rPr>
-                <w:rFonts w:ascii="Arial" w:eastAsia="Arial" w:hAnsi="Arial" w:cs="Arial"/>
-                <w:sz w:val="18"/>
-                <w:szCs w:val="18"/>
-              </w:rPr>
-              <w:t>steady-state</w:t>
-            </w:r>
-            <w:proofErr w:type="gramEnd"/>
-            <w:r>
-              <w:rPr>
-                <w:rFonts w:ascii="Arial" w:eastAsia="Arial" w:hAnsi="Arial" w:cs="Arial"/>
-                <w:sz w:val="18"/>
-                <w:szCs w:val="18"/>
-              </w:rPr>
-              <w:t>.</w:t>
+              <w:t>Post-step, full load, steady-state.</w:t>
             </w:r>
           </w:p>
         </w:tc>
@@ -30378,15 +29298,7 @@
         <w:t>:</w:t>
       </w:r>
       <w:r>
-        <w:t xml:space="preserve"> </w:t>
-      </w:r>
-      <w:proofErr w:type="spellStart"/>
-      <w:r>
-        <w:t>LTspice</w:t>
-      </w:r>
-      <w:proofErr w:type="spellEnd"/>
-      <w:r>
-        <w:t xml:space="preserve"> Component Models and Library Sources</w:t>
+        <w:t xml:space="preserve"> LTspice Component Models and Library Sources</w:t>
       </w:r>
     </w:p>
     <w:tbl>
@@ -30609,13 +29521,8 @@
             <w:pPr>
               <w:spacing w:line="240" w:lineRule="auto"/>
             </w:pPr>
-            <w:proofErr w:type="spellStart"/>
-            <w:r>
-              <w:t>standard.mos</w:t>
-            </w:r>
-            <w:proofErr w:type="spellEnd"/>
-            <w:r>
-              <w:t xml:space="preserve"> (NMOS)</w:t>
+            <w:r>
+              <w:t>standard.mos (NMOS)</w:t>
             </w:r>
           </w:p>
         </w:tc>
@@ -30634,13 +29541,8 @@
             <w:pPr>
               <w:spacing w:line="240" w:lineRule="auto"/>
             </w:pPr>
-            <w:proofErr w:type="spellStart"/>
-            <w:r>
-              <w:t>LTspice</w:t>
-            </w:r>
-            <w:proofErr w:type="spellEnd"/>
-            <w:r>
-              <w:t xml:space="preserve"> built</w:t>
+            <w:r>
+              <w:t>LTspice built</w:t>
             </w:r>
             <w:r>
               <w:noBreakHyphen/>
@@ -30709,13 +29611,8 @@
             <w:pPr>
               <w:spacing w:line="240" w:lineRule="auto"/>
             </w:pPr>
-            <w:proofErr w:type="spellStart"/>
-            <w:r>
-              <w:t>standard.mos</w:t>
-            </w:r>
-            <w:proofErr w:type="spellEnd"/>
-            <w:r>
-              <w:t xml:space="preserve"> (PMOS)</w:t>
+            <w:r>
+              <w:t>standard.mos (PMOS)</w:t>
             </w:r>
           </w:p>
         </w:tc>
@@ -30734,13 +29631,8 @@
             <w:pPr>
               <w:spacing w:line="240" w:lineRule="auto"/>
             </w:pPr>
-            <w:proofErr w:type="spellStart"/>
-            <w:r>
-              <w:t>LTspice</w:t>
-            </w:r>
-            <w:proofErr w:type="spellEnd"/>
-            <w:r>
-              <w:t xml:space="preserve"> built</w:t>
+            <w:r>
+              <w:t>LTspice built</w:t>
             </w:r>
             <w:r>
               <w:noBreakHyphen/>
@@ -30805,11 +29697,9 @@
             <w:pPr>
               <w:spacing w:line="240" w:lineRule="auto"/>
             </w:pPr>
-            <w:proofErr w:type="spellStart"/>
             <w:r>
               <w:t>standard.dio</w:t>
             </w:r>
-            <w:proofErr w:type="spellEnd"/>
           </w:p>
         </w:tc>
         <w:tc>
@@ -30827,13 +29717,8 @@
             <w:pPr>
               <w:spacing w:line="240" w:lineRule="auto"/>
             </w:pPr>
-            <w:proofErr w:type="spellStart"/>
-            <w:r>
-              <w:t>LTspice</w:t>
-            </w:r>
-            <w:proofErr w:type="spellEnd"/>
-            <w:r>
-              <w:t xml:space="preserve"> built</w:t>
+            <w:r>
+              <w:t>LTspice built</w:t>
             </w:r>
             <w:r>
               <w:noBreakHyphen/>
@@ -30898,21 +29783,8 @@
             <w:pPr>
               <w:spacing w:line="240" w:lineRule="auto"/>
             </w:pPr>
-            <w:proofErr w:type="spellStart"/>
-            <w:r>
-              <w:t>standard.dio</w:t>
-            </w:r>
-            <w:proofErr w:type="spellEnd"/>
-            <w:r>
-              <w:t xml:space="preserve"> (</w:t>
-            </w:r>
-            <w:proofErr w:type="spellStart"/>
-            <w:r>
-              <w:t>zeners</w:t>
-            </w:r>
-            <w:proofErr w:type="spellEnd"/>
-            <w:r>
-              <w:t>)</w:t>
+            <w:r>
+              <w:t>standard.dio (zeners)</w:t>
             </w:r>
           </w:p>
         </w:tc>
@@ -30931,13 +29803,8 @@
             <w:pPr>
               <w:spacing w:line="240" w:lineRule="auto"/>
             </w:pPr>
-            <w:proofErr w:type="spellStart"/>
-            <w:r>
-              <w:t>LTspice</w:t>
-            </w:r>
-            <w:proofErr w:type="spellEnd"/>
-            <w:r>
-              <w:t xml:space="preserve"> built</w:t>
+            <w:r>
+              <w:t>LTspice built</w:t>
             </w:r>
             <w:r>
               <w:noBreakHyphen/>
@@ -31002,11 +29869,9 @@
             <w:pPr>
               <w:spacing w:line="240" w:lineRule="auto"/>
             </w:pPr>
-            <w:proofErr w:type="spellStart"/>
             <w:r>
               <w:t>standard.bjt</w:t>
             </w:r>
-            <w:proofErr w:type="spellEnd"/>
           </w:p>
         </w:tc>
         <w:tc>
@@ -31024,13 +29889,8 @@
             <w:pPr>
               <w:spacing w:line="240" w:lineRule="auto"/>
             </w:pPr>
-            <w:proofErr w:type="spellStart"/>
-            <w:r>
-              <w:t>LTspice</w:t>
-            </w:r>
-            <w:proofErr w:type="spellEnd"/>
-            <w:r>
-              <w:t xml:space="preserve"> built</w:t>
+            <w:r>
+              <w:t>LTspice built</w:t>
             </w:r>
             <w:r>
               <w:noBreakHyphen/>
@@ -31116,15 +29976,7 @@
               <w:spacing w:line="240" w:lineRule="auto"/>
             </w:pPr>
             <w:r>
-              <w:t xml:space="preserve">Ideal with </w:t>
-            </w:r>
-            <w:proofErr w:type="spellStart"/>
-            <w:r>
-              <w:t>Rser</w:t>
-            </w:r>
-            <w:proofErr w:type="spellEnd"/>
-            <w:r>
-              <w:t>=14m</w:t>
+              <w:t>Ideal with Rser=14m</w:t>
             </w:r>
           </w:p>
         </w:tc>
@@ -31144,15 +29996,7 @@
               <w:spacing w:line="240" w:lineRule="auto"/>
             </w:pPr>
             <w:r>
-              <w:t>10 µH, 14 </w:t>
-            </w:r>
-            <w:proofErr w:type="spellStart"/>
-            <w:r>
-              <w:t>mΩ</w:t>
-            </w:r>
-            <w:proofErr w:type="spellEnd"/>
-            <w:r>
-              <w:t xml:space="preserve"> series resistance (typical DCR).</w:t>
+              <w:t>10 µH, 14 mΩ series resistance (typical DCR).</w:t>
             </w:r>
           </w:p>
         </w:tc>
@@ -31427,36 +30271,1719 @@
       <w:r>
         <w:t xml:space="preserve">Table 5.1 presents the </w:t>
       </w:r>
-      <w:proofErr w:type="gramStart"/>
-      <w:r>
-        <w:t>eight performance</w:t>
-      </w:r>
-      <w:proofErr w:type="gramEnd"/>
-      <w:r>
-        <w:t xml:space="preserve"> metrics measured at four input voltages spanning the validated 8.0 – 11.1 V operating window. All measurements were extracted using </w:t>
-      </w:r>
-      <w:proofErr w:type="gramStart"/>
-      <w:r>
-        <w:t>the .</w:t>
-      </w:r>
-      <w:proofErr w:type="spellStart"/>
-      <w:r>
-        <w:t>meas</w:t>
-      </w:r>
-      <w:proofErr w:type="spellEnd"/>
-      <w:proofErr w:type="gramEnd"/>
-      <w:r>
-        <w:t xml:space="preserve"> directives defined in Section 4,5, with steady-state values averaged over the 4-5 mas (pre-step) and 6-7 </w:t>
-      </w:r>
-      <w:proofErr w:type="spellStart"/>
-      <w:r>
-        <w:t>ms</w:t>
-      </w:r>
-      <w:proofErr w:type="spellEnd"/>
-      <w:r>
-        <w:t xml:space="preserve"> (post-step) windows. The design targets from Table 3.1 are included in the final row for direct comparison. </w:t>
+      <w:r>
+        <w:t>eight-performance</w:t>
+      </w:r>
+      <w:r>
+        <w:t xml:space="preserve"> metrics measured at four input voltages spanning the validated 8.0 – 11.1 V operating window. All measurements were extracted using the .meas directives defined in Section 4,5, with steady-state values averaged over the 4-5 mas (pre-step) and 6-7 ms (post-step) windows. The design targets from Table 3.1 are included in the final row for direct comparison. </w:t>
       </w:r>
     </w:p>
+    <w:tbl>
+      <w:tblPr>
+        <w:tblW w:w="9300" w:type="dxa"/>
+        <w:tblBorders>
+          <w:top w:val="single" w:sz="4" w:space="0" w:color="auto"/>
+          <w:left w:val="single" w:sz="4" w:space="0" w:color="auto"/>
+          <w:bottom w:val="single" w:sz="4" w:space="0" w:color="auto"/>
+          <w:right w:val="single" w:sz="4" w:space="0" w:color="auto"/>
+          <w:insideH w:val="single" w:sz="4" w:space="0" w:color="auto"/>
+          <w:insideV w:val="single" w:sz="4" w:space="0" w:color="auto"/>
+        </w:tblBorders>
+        <w:tblCellMar>
+          <w:left w:w="10" w:type="dxa"/>
+          <w:right w:w="10" w:type="dxa"/>
+        </w:tblCellMar>
+        <w:tblLook w:val="04A0" w:firstRow="1" w:lastRow="0" w:firstColumn="1" w:lastColumn="0" w:noHBand="0" w:noVBand="1"/>
+      </w:tblPr>
+      <w:tblGrid>
+        <w:gridCol w:w="1000"/>
+        <w:gridCol w:w="1100"/>
+        <w:gridCol w:w="1200"/>
+        <w:gridCol w:w="1100"/>
+        <w:gridCol w:w="1100"/>
+        <w:gridCol w:w="1200"/>
+        <w:gridCol w:w="1000"/>
+        <w:gridCol w:w="1600"/>
+      </w:tblGrid>
+      <w:tr>
+        <w:trPr>
+          <w:tblHeader/>
+        </w:trPr>
+        <w:tc>
+          <w:tcPr>
+            <w:tcW w:w="1000" w:type="dxa"/>
+            <w:tcBorders>
+              <w:top w:val="single" w:sz="1" w:space="0" w:color="999999"/>
+              <w:left w:val="single" w:sz="1" w:space="0" w:color="999999"/>
+              <w:bottom w:val="single" w:sz="1" w:space="0" w:color="999999"/>
+              <w:right w:val="single" w:sz="1" w:space="0" w:color="999999"/>
+            </w:tcBorders>
+            <w:shd w:val="clear" w:color="auto" w:fill="1F4E79"/>
+            <w:tcMar>
+              <w:top w:w="50" w:type="dxa"/>
+              <w:left w:w="80" w:type="dxa"/>
+              <w:bottom w:w="50" w:type="dxa"/>
+              <w:right w:w="80" w:type="dxa"/>
+            </w:tcMar>
+            <w:vAlign w:val="center"/>
+          </w:tcPr>
+          <w:p>
+            <w:pPr>
+              <w:jc w:val="center"/>
+            </w:pPr>
+            <w:r>
+              <w:rPr>
+                <w:b/>
+                <w:bCs/>
+                <w:color w:val="FFFFFF"/>
+                <w:sz w:val="18"/>
+                <w:szCs w:val="18"/>
+              </w:rPr>
+              <w:t>VIN (V)</w:t>
+            </w:r>
+          </w:p>
+        </w:tc>
+        <w:tc>
+          <w:tcPr>
+            <w:tcW w:w="1100" w:type="dxa"/>
+            <w:tcBorders>
+              <w:top w:val="single" w:sz="1" w:space="0" w:color="999999"/>
+              <w:left w:val="single" w:sz="1" w:space="0" w:color="999999"/>
+              <w:bottom w:val="single" w:sz="1" w:space="0" w:color="999999"/>
+              <w:right w:val="single" w:sz="1" w:space="0" w:color="999999"/>
+            </w:tcBorders>
+            <w:shd w:val="clear" w:color="auto" w:fill="1F4E79"/>
+            <w:tcMar>
+              <w:top w:w="50" w:type="dxa"/>
+              <w:left w:w="80" w:type="dxa"/>
+              <w:bottom w:w="50" w:type="dxa"/>
+              <w:right w:w="80" w:type="dxa"/>
+            </w:tcMar>
+            <w:vAlign w:val="center"/>
+          </w:tcPr>
+          <w:p>
+            <w:pPr>
+              <w:jc w:val="center"/>
+            </w:pPr>
+            <w:r>
+              <w:rPr>
+                <w:b/>
+                <w:bCs/>
+                <w:color w:val="FFFFFF"/>
+                <w:sz w:val="18"/>
+                <w:szCs w:val="18"/>
+              </w:rPr>
+              <w:t>VOUT (V)</w:t>
+            </w:r>
+          </w:p>
+        </w:tc>
+        <w:tc>
+          <w:tcPr>
+            <w:tcW w:w="1200" w:type="dxa"/>
+            <w:tcBorders>
+              <w:top w:val="single" w:sz="1" w:space="0" w:color="999999"/>
+              <w:left w:val="single" w:sz="1" w:space="0" w:color="999999"/>
+              <w:bottom w:val="single" w:sz="1" w:space="0" w:color="999999"/>
+              <w:right w:val="single" w:sz="1" w:space="0" w:color="999999"/>
+            </w:tcBorders>
+            <w:shd w:val="clear" w:color="auto" w:fill="1F4E79"/>
+            <w:tcMar>
+              <w:top w:w="50" w:type="dxa"/>
+              <w:left w:w="80" w:type="dxa"/>
+              <w:bottom w:w="50" w:type="dxa"/>
+              <w:right w:w="80" w:type="dxa"/>
+            </w:tcMar>
+            <w:vAlign w:val="center"/>
+          </w:tcPr>
+          <w:p>
+            <w:pPr>
+              <w:jc w:val="center"/>
+            </w:pPr>
+            <w:r>
+              <w:rPr>
+                <w:b/>
+                <w:bCs/>
+                <w:color w:val="FFFFFF"/>
+                <w:sz w:val="18"/>
+                <w:szCs w:val="18"/>
+              </w:rPr>
+              <w:t>Droop (mV)</w:t>
+            </w:r>
+          </w:p>
+        </w:tc>
+        <w:tc>
+          <w:tcPr>
+            <w:tcW w:w="1100" w:type="dxa"/>
+            <w:tcBorders>
+              <w:top w:val="single" w:sz="1" w:space="0" w:color="999999"/>
+              <w:left w:val="single" w:sz="1" w:space="0" w:color="999999"/>
+              <w:bottom w:val="single" w:sz="1" w:space="0" w:color="999999"/>
+              <w:right w:val="single" w:sz="1" w:space="0" w:color="999999"/>
+            </w:tcBorders>
+            <w:shd w:val="clear" w:color="auto" w:fill="1F4E79"/>
+            <w:tcMar>
+              <w:top w:w="50" w:type="dxa"/>
+              <w:left w:w="80" w:type="dxa"/>
+              <w:bottom w:w="50" w:type="dxa"/>
+              <w:right w:w="80" w:type="dxa"/>
+            </w:tcMar>
+            <w:vAlign w:val="center"/>
+          </w:tcPr>
+          <w:p>
+            <w:pPr>
+              <w:jc w:val="center"/>
+            </w:pPr>
+            <w:r>
+              <w:rPr>
+                <w:b/>
+                <w:bCs/>
+                <w:color w:val="FFFFFF"/>
+                <w:sz w:val="18"/>
+                <w:szCs w:val="18"/>
+              </w:rPr>
+              <w:t>Droop (%)</w:t>
+            </w:r>
+          </w:p>
+        </w:tc>
+        <w:tc>
+          <w:tcPr>
+            <w:tcW w:w="1100" w:type="dxa"/>
+            <w:tcBorders>
+              <w:top w:val="single" w:sz="1" w:space="0" w:color="999999"/>
+              <w:left w:val="single" w:sz="1" w:space="0" w:color="999999"/>
+              <w:bottom w:val="single" w:sz="1" w:space="0" w:color="999999"/>
+              <w:right w:val="single" w:sz="1" w:space="0" w:color="999999"/>
+            </w:tcBorders>
+            <w:shd w:val="clear" w:color="auto" w:fill="1F4E79"/>
+            <w:tcMar>
+              <w:top w:w="50" w:type="dxa"/>
+              <w:left w:w="80" w:type="dxa"/>
+              <w:bottom w:w="50" w:type="dxa"/>
+              <w:right w:w="80" w:type="dxa"/>
+            </w:tcMar>
+            <w:vAlign w:val="center"/>
+          </w:tcPr>
+          <w:p>
+            <w:pPr>
+              <w:jc w:val="center"/>
+            </w:pPr>
+            <w:r>
+              <w:rPr>
+                <w:b/>
+                <w:bCs/>
+                <w:color w:val="FFFFFF"/>
+                <w:sz w:val="18"/>
+                <w:szCs w:val="18"/>
+              </w:rPr>
+              <w:t>Ripple (mV)</w:t>
+            </w:r>
+          </w:p>
+        </w:tc>
+        <w:tc>
+          <w:tcPr>
+            <w:tcW w:w="1200" w:type="dxa"/>
+            <w:tcBorders>
+              <w:top w:val="single" w:sz="1" w:space="0" w:color="999999"/>
+              <w:left w:val="single" w:sz="1" w:space="0" w:color="999999"/>
+              <w:bottom w:val="single" w:sz="1" w:space="0" w:color="999999"/>
+              <w:right w:val="single" w:sz="1" w:space="0" w:color="999999"/>
+            </w:tcBorders>
+            <w:shd w:val="clear" w:color="auto" w:fill="1F4E79"/>
+            <w:tcMar>
+              <w:top w:w="50" w:type="dxa"/>
+              <w:left w:w="80" w:type="dxa"/>
+              <w:bottom w:w="50" w:type="dxa"/>
+              <w:right w:w="80" w:type="dxa"/>
+            </w:tcMar>
+            <w:vAlign w:val="center"/>
+          </w:tcPr>
+          <w:p>
+            <w:pPr>
+              <w:jc w:val="center"/>
+            </w:pPr>
+            <w:r>
+              <w:rPr>
+                <w:b/>
+                <w:bCs/>
+                <w:color w:val="FFFFFF"/>
+                <w:sz w:val="18"/>
+                <w:szCs w:val="18"/>
+              </w:rPr>
+              <w:t>IL,peak (A)</w:t>
+            </w:r>
+          </w:p>
+        </w:tc>
+        <w:tc>
+          <w:tcPr>
+            <w:tcW w:w="1000" w:type="dxa"/>
+            <w:tcBorders>
+              <w:top w:val="single" w:sz="1" w:space="0" w:color="999999"/>
+              <w:left w:val="single" w:sz="1" w:space="0" w:color="999999"/>
+              <w:bottom w:val="single" w:sz="1" w:space="0" w:color="999999"/>
+              <w:right w:val="single" w:sz="1" w:space="0" w:color="999999"/>
+            </w:tcBorders>
+            <w:shd w:val="clear" w:color="auto" w:fill="1F4E79"/>
+            <w:tcMar>
+              <w:top w:w="50" w:type="dxa"/>
+              <w:left w:w="80" w:type="dxa"/>
+              <w:bottom w:w="50" w:type="dxa"/>
+              <w:right w:w="80" w:type="dxa"/>
+            </w:tcMar>
+            <w:vAlign w:val="center"/>
+          </w:tcPr>
+          <w:p>
+            <w:pPr>
+              <w:jc w:val="center"/>
+            </w:pPr>
+            <w:r>
+              <w:rPr>
+                <w:b/>
+                <w:bCs/>
+                <w:color w:val="FFFFFF"/>
+                <w:sz w:val="18"/>
+                <w:szCs w:val="18"/>
+              </w:rPr>
+              <w:t>η (%)</w:t>
+            </w:r>
+          </w:p>
+        </w:tc>
+        <w:tc>
+          <w:tcPr>
+            <w:tcW w:w="1600" w:type="dxa"/>
+            <w:tcBorders>
+              <w:top w:val="single" w:sz="1" w:space="0" w:color="999999"/>
+              <w:left w:val="single" w:sz="1" w:space="0" w:color="999999"/>
+              <w:bottom w:val="single" w:sz="1" w:space="0" w:color="999999"/>
+              <w:right w:val="single" w:sz="1" w:space="0" w:color="999999"/>
+            </w:tcBorders>
+            <w:shd w:val="clear" w:color="auto" w:fill="1F4E79"/>
+            <w:tcMar>
+              <w:top w:w="50" w:type="dxa"/>
+              <w:left w:w="80" w:type="dxa"/>
+              <w:bottom w:w="50" w:type="dxa"/>
+              <w:right w:w="80" w:type="dxa"/>
+            </w:tcMar>
+            <w:vAlign w:val="center"/>
+          </w:tcPr>
+          <w:p>
+            <w:pPr>
+              <w:jc w:val="center"/>
+            </w:pPr>
+            <w:r>
+              <w:rPr>
+                <w:b/>
+                <w:bCs/>
+                <w:color w:val="FFFFFF"/>
+                <w:sz w:val="18"/>
+                <w:szCs w:val="18"/>
+              </w:rPr>
+              <w:t>Recovery</w:t>
+            </w:r>
+          </w:p>
+        </w:tc>
+      </w:tr>
+      <w:tr>
+        <w:tc>
+          <w:tcPr>
+            <w:tcW w:w="1000" w:type="dxa"/>
+            <w:tcBorders>
+              <w:top w:val="single" w:sz="1" w:space="0" w:color="999999"/>
+              <w:left w:val="single" w:sz="1" w:space="0" w:color="999999"/>
+              <w:bottom w:val="single" w:sz="1" w:space="0" w:color="999999"/>
+              <w:right w:val="single" w:sz="1" w:space="0" w:color="999999"/>
+            </w:tcBorders>
+            <w:shd w:val="clear" w:color="auto" w:fill="FFFFFF"/>
+            <w:tcMar>
+              <w:top w:w="50" w:type="dxa"/>
+              <w:left w:w="80" w:type="dxa"/>
+              <w:bottom w:w="50" w:type="dxa"/>
+              <w:right w:w="80" w:type="dxa"/>
+            </w:tcMar>
+          </w:tcPr>
+          <w:p>
+            <w:pPr>
+              <w:jc w:val="center"/>
+            </w:pPr>
+            <w:r>
+              <w:rPr>
+                <w:sz w:val="18"/>
+                <w:szCs w:val="18"/>
+              </w:rPr>
+              <w:t>8.0</w:t>
+            </w:r>
+          </w:p>
+        </w:tc>
+        <w:tc>
+          <w:tcPr>
+            <w:tcW w:w="1100" w:type="dxa"/>
+            <w:tcBorders>
+              <w:top w:val="single" w:sz="1" w:space="0" w:color="999999"/>
+              <w:left w:val="single" w:sz="1" w:space="0" w:color="999999"/>
+              <w:bottom w:val="single" w:sz="1" w:space="0" w:color="999999"/>
+              <w:right w:val="single" w:sz="1" w:space="0" w:color="999999"/>
+            </w:tcBorders>
+            <w:shd w:val="clear" w:color="auto" w:fill="FFFFFF"/>
+            <w:tcMar>
+              <w:top w:w="50" w:type="dxa"/>
+              <w:left w:w="80" w:type="dxa"/>
+              <w:bottom w:w="50" w:type="dxa"/>
+              <w:right w:w="80" w:type="dxa"/>
+            </w:tcMar>
+          </w:tcPr>
+          <w:p>
+            <w:pPr>
+              <w:jc w:val="center"/>
+            </w:pPr>
+            <w:r>
+              <w:rPr>
+                <w:sz w:val="18"/>
+                <w:szCs w:val="18"/>
+              </w:rPr>
+              <w:t>12.198</w:t>
+            </w:r>
+          </w:p>
+        </w:tc>
+        <w:tc>
+          <w:tcPr>
+            <w:tcW w:w="1200" w:type="dxa"/>
+            <w:tcBorders>
+              <w:top w:val="single" w:sz="1" w:space="0" w:color="999999"/>
+              <w:left w:val="single" w:sz="1" w:space="0" w:color="999999"/>
+              <w:bottom w:val="single" w:sz="1" w:space="0" w:color="999999"/>
+              <w:right w:val="single" w:sz="1" w:space="0" w:color="999999"/>
+            </w:tcBorders>
+            <w:shd w:val="clear" w:color="auto" w:fill="FFFFFF"/>
+            <w:tcMar>
+              <w:top w:w="50" w:type="dxa"/>
+              <w:left w:w="80" w:type="dxa"/>
+              <w:bottom w:w="50" w:type="dxa"/>
+              <w:right w:w="80" w:type="dxa"/>
+            </w:tcMar>
+          </w:tcPr>
+          <w:p>
+            <w:pPr>
+              <w:jc w:val="center"/>
+            </w:pPr>
+            <w:r>
+              <w:rPr>
+                <w:sz w:val="18"/>
+                <w:szCs w:val="18"/>
+              </w:rPr>
+              <w:t>217.8</w:t>
+            </w:r>
+          </w:p>
+        </w:tc>
+        <w:tc>
+          <w:tcPr>
+            <w:tcW w:w="1100" w:type="dxa"/>
+            <w:tcBorders>
+              <w:top w:val="single" w:sz="1" w:space="0" w:color="999999"/>
+              <w:left w:val="single" w:sz="1" w:space="0" w:color="999999"/>
+              <w:bottom w:val="single" w:sz="1" w:space="0" w:color="999999"/>
+              <w:right w:val="single" w:sz="1" w:space="0" w:color="999999"/>
+            </w:tcBorders>
+            <w:shd w:val="clear" w:color="auto" w:fill="FFFFFF"/>
+            <w:tcMar>
+              <w:top w:w="50" w:type="dxa"/>
+              <w:left w:w="80" w:type="dxa"/>
+              <w:bottom w:w="50" w:type="dxa"/>
+              <w:right w:w="80" w:type="dxa"/>
+            </w:tcMar>
+          </w:tcPr>
+          <w:p>
+            <w:pPr>
+              <w:jc w:val="center"/>
+            </w:pPr>
+            <w:r>
+              <w:rPr>
+                <w:sz w:val="18"/>
+                <w:szCs w:val="18"/>
+              </w:rPr>
+              <w:t>1.79</w:t>
+            </w:r>
+          </w:p>
+        </w:tc>
+        <w:tc>
+          <w:tcPr>
+            <w:tcW w:w="1100" w:type="dxa"/>
+            <w:tcBorders>
+              <w:top w:val="single" w:sz="1" w:space="0" w:color="999999"/>
+              <w:left w:val="single" w:sz="1" w:space="0" w:color="999999"/>
+              <w:bottom w:val="single" w:sz="1" w:space="0" w:color="999999"/>
+              <w:right w:val="single" w:sz="1" w:space="0" w:color="999999"/>
+            </w:tcBorders>
+            <w:shd w:val="clear" w:color="auto" w:fill="FFFFFF"/>
+            <w:tcMar>
+              <w:top w:w="50" w:type="dxa"/>
+              <w:left w:w="80" w:type="dxa"/>
+              <w:bottom w:w="50" w:type="dxa"/>
+              <w:right w:w="80" w:type="dxa"/>
+            </w:tcMar>
+          </w:tcPr>
+          <w:p>
+            <w:pPr>
+              <w:jc w:val="center"/>
+            </w:pPr>
+            <w:r>
+              <w:rPr>
+                <w:sz w:val="18"/>
+                <w:szCs w:val="18"/>
+              </w:rPr>
+              <w:t>27.5</w:t>
+            </w:r>
+          </w:p>
+        </w:tc>
+        <w:tc>
+          <w:tcPr>
+            <w:tcW w:w="1200" w:type="dxa"/>
+            <w:tcBorders>
+              <w:top w:val="single" w:sz="1" w:space="0" w:color="999999"/>
+              <w:left w:val="single" w:sz="1" w:space="0" w:color="999999"/>
+              <w:bottom w:val="single" w:sz="1" w:space="0" w:color="999999"/>
+              <w:right w:val="single" w:sz="1" w:space="0" w:color="999999"/>
+            </w:tcBorders>
+            <w:shd w:val="clear" w:color="auto" w:fill="FFFFFF"/>
+            <w:tcMar>
+              <w:top w:w="50" w:type="dxa"/>
+              <w:left w:w="80" w:type="dxa"/>
+              <w:bottom w:w="50" w:type="dxa"/>
+              <w:right w:w="80" w:type="dxa"/>
+            </w:tcMar>
+          </w:tcPr>
+          <w:p>
+            <w:pPr>
+              <w:jc w:val="center"/>
+            </w:pPr>
+            <w:r>
+              <w:rPr>
+                <w:sz w:val="18"/>
+                <w:szCs w:val="18"/>
+              </w:rPr>
+              <w:t>3.356</w:t>
+            </w:r>
+          </w:p>
+        </w:tc>
+        <w:tc>
+          <w:tcPr>
+            <w:tcW w:w="1000" w:type="dxa"/>
+            <w:tcBorders>
+              <w:top w:val="single" w:sz="1" w:space="0" w:color="999999"/>
+              <w:left w:val="single" w:sz="1" w:space="0" w:color="999999"/>
+              <w:bottom w:val="single" w:sz="1" w:space="0" w:color="999999"/>
+              <w:right w:val="single" w:sz="1" w:space="0" w:color="999999"/>
+            </w:tcBorders>
+            <w:shd w:val="clear" w:color="auto" w:fill="FFFFFF"/>
+            <w:tcMar>
+              <w:top w:w="50" w:type="dxa"/>
+              <w:left w:w="80" w:type="dxa"/>
+              <w:bottom w:w="50" w:type="dxa"/>
+              <w:right w:w="80" w:type="dxa"/>
+            </w:tcMar>
+          </w:tcPr>
+          <w:p>
+            <w:pPr>
+              <w:jc w:val="center"/>
+            </w:pPr>
+            <w:r>
+              <w:rPr>
+                <w:sz w:val="18"/>
+                <w:szCs w:val="18"/>
+              </w:rPr>
+              <w:t>86.3</w:t>
+            </w:r>
+          </w:p>
+        </w:tc>
+        <w:tc>
+          <w:tcPr>
+            <w:tcW w:w="1600" w:type="dxa"/>
+            <w:tcBorders>
+              <w:top w:val="single" w:sz="1" w:space="0" w:color="999999"/>
+              <w:left w:val="single" w:sz="1" w:space="0" w:color="999999"/>
+              <w:bottom w:val="single" w:sz="1" w:space="0" w:color="999999"/>
+              <w:right w:val="single" w:sz="1" w:space="0" w:color="999999"/>
+            </w:tcBorders>
+            <w:shd w:val="clear" w:color="auto" w:fill="FFFFFF"/>
+            <w:tcMar>
+              <w:top w:w="50" w:type="dxa"/>
+              <w:left w:w="80" w:type="dxa"/>
+              <w:bottom w:w="50" w:type="dxa"/>
+              <w:right w:w="80" w:type="dxa"/>
+            </w:tcMar>
+          </w:tcPr>
+          <w:p>
+            <w:pPr>
+              <w:jc w:val="center"/>
+            </w:pPr>
+            <w:r>
+              <w:rPr>
+                <w:sz w:val="18"/>
+                <w:szCs w:val="18"/>
+              </w:rPr>
+              <w:t>37 µs</w:t>
+            </w:r>
+          </w:p>
+        </w:tc>
+      </w:tr>
+      <w:tr>
+        <w:tc>
+          <w:tcPr>
+            <w:tcW w:w="1000" w:type="dxa"/>
+            <w:tcBorders>
+              <w:top w:val="single" w:sz="1" w:space="0" w:color="999999"/>
+              <w:left w:val="single" w:sz="1" w:space="0" w:color="999999"/>
+              <w:bottom w:val="single" w:sz="1" w:space="0" w:color="999999"/>
+              <w:right w:val="single" w:sz="1" w:space="0" w:color="999999"/>
+            </w:tcBorders>
+            <w:shd w:val="clear" w:color="auto" w:fill="F2F7FB"/>
+            <w:tcMar>
+              <w:top w:w="50" w:type="dxa"/>
+              <w:left w:w="80" w:type="dxa"/>
+              <w:bottom w:w="50" w:type="dxa"/>
+              <w:right w:w="80" w:type="dxa"/>
+            </w:tcMar>
+          </w:tcPr>
+          <w:p>
+            <w:pPr>
+              <w:jc w:val="center"/>
+            </w:pPr>
+            <w:r>
+              <w:rPr>
+                <w:sz w:val="18"/>
+                <w:szCs w:val="18"/>
+              </w:rPr>
+              <w:t>9.6</w:t>
+            </w:r>
+          </w:p>
+        </w:tc>
+        <w:tc>
+          <w:tcPr>
+            <w:tcW w:w="1100" w:type="dxa"/>
+            <w:tcBorders>
+              <w:top w:val="single" w:sz="1" w:space="0" w:color="999999"/>
+              <w:left w:val="single" w:sz="1" w:space="0" w:color="999999"/>
+              <w:bottom w:val="single" w:sz="1" w:space="0" w:color="999999"/>
+              <w:right w:val="single" w:sz="1" w:space="0" w:color="999999"/>
+            </w:tcBorders>
+            <w:shd w:val="clear" w:color="auto" w:fill="F2F7FB"/>
+            <w:tcMar>
+              <w:top w:w="50" w:type="dxa"/>
+              <w:left w:w="80" w:type="dxa"/>
+              <w:bottom w:w="50" w:type="dxa"/>
+              <w:right w:w="80" w:type="dxa"/>
+            </w:tcMar>
+          </w:tcPr>
+          <w:p>
+            <w:pPr>
+              <w:jc w:val="center"/>
+            </w:pPr>
+            <w:r>
+              <w:rPr>
+                <w:sz w:val="18"/>
+                <w:szCs w:val="18"/>
+              </w:rPr>
+              <w:t>12.197</w:t>
+            </w:r>
+          </w:p>
+        </w:tc>
+        <w:tc>
+          <w:tcPr>
+            <w:tcW w:w="1200" w:type="dxa"/>
+            <w:tcBorders>
+              <w:top w:val="single" w:sz="1" w:space="0" w:color="999999"/>
+              <w:left w:val="single" w:sz="1" w:space="0" w:color="999999"/>
+              <w:bottom w:val="single" w:sz="1" w:space="0" w:color="999999"/>
+              <w:right w:val="single" w:sz="1" w:space="0" w:color="999999"/>
+            </w:tcBorders>
+            <w:shd w:val="clear" w:color="auto" w:fill="F2F7FB"/>
+            <w:tcMar>
+              <w:top w:w="50" w:type="dxa"/>
+              <w:left w:w="80" w:type="dxa"/>
+              <w:bottom w:w="50" w:type="dxa"/>
+              <w:right w:w="80" w:type="dxa"/>
+            </w:tcMar>
+          </w:tcPr>
+          <w:p>
+            <w:pPr>
+              <w:jc w:val="center"/>
+            </w:pPr>
+            <w:r>
+              <w:rPr>
+                <w:sz w:val="18"/>
+                <w:szCs w:val="18"/>
+              </w:rPr>
+              <w:t>211.7</w:t>
+            </w:r>
+          </w:p>
+        </w:tc>
+        <w:tc>
+          <w:tcPr>
+            <w:tcW w:w="1100" w:type="dxa"/>
+            <w:tcBorders>
+              <w:top w:val="single" w:sz="1" w:space="0" w:color="999999"/>
+              <w:left w:val="single" w:sz="1" w:space="0" w:color="999999"/>
+              <w:bottom w:val="single" w:sz="1" w:space="0" w:color="999999"/>
+              <w:right w:val="single" w:sz="1" w:space="0" w:color="999999"/>
+            </w:tcBorders>
+            <w:shd w:val="clear" w:color="auto" w:fill="F2F7FB"/>
+            <w:tcMar>
+              <w:top w:w="50" w:type="dxa"/>
+              <w:left w:w="80" w:type="dxa"/>
+              <w:bottom w:w="50" w:type="dxa"/>
+              <w:right w:w="80" w:type="dxa"/>
+            </w:tcMar>
+          </w:tcPr>
+          <w:p>
+            <w:pPr>
+              <w:jc w:val="center"/>
+            </w:pPr>
+            <w:r>
+              <w:rPr>
+                <w:sz w:val="18"/>
+                <w:szCs w:val="18"/>
+              </w:rPr>
+              <w:t>1.74</w:t>
+            </w:r>
+          </w:p>
+        </w:tc>
+        <w:tc>
+          <w:tcPr>
+            <w:tcW w:w="1100" w:type="dxa"/>
+            <w:tcBorders>
+              <w:top w:val="single" w:sz="1" w:space="0" w:color="999999"/>
+              <w:left w:val="single" w:sz="1" w:space="0" w:color="999999"/>
+              <w:bottom w:val="single" w:sz="1" w:space="0" w:color="999999"/>
+              <w:right w:val="single" w:sz="1" w:space="0" w:color="999999"/>
+            </w:tcBorders>
+            <w:shd w:val="clear" w:color="auto" w:fill="F2F7FB"/>
+            <w:tcMar>
+              <w:top w:w="50" w:type="dxa"/>
+              <w:left w:w="80" w:type="dxa"/>
+              <w:bottom w:w="50" w:type="dxa"/>
+              <w:right w:w="80" w:type="dxa"/>
+            </w:tcMar>
+          </w:tcPr>
+          <w:p>
+            <w:pPr>
+              <w:jc w:val="center"/>
+            </w:pPr>
+            <w:r>
+              <w:rPr>
+                <w:sz w:val="18"/>
+                <w:szCs w:val="18"/>
+              </w:rPr>
+              <w:t>26.6</w:t>
+            </w:r>
+          </w:p>
+        </w:tc>
+        <w:tc>
+          <w:tcPr>
+            <w:tcW w:w="1200" w:type="dxa"/>
+            <w:tcBorders>
+              <w:top w:val="single" w:sz="1" w:space="0" w:color="999999"/>
+              <w:left w:val="single" w:sz="1" w:space="0" w:color="999999"/>
+              <w:bottom w:val="single" w:sz="1" w:space="0" w:color="999999"/>
+              <w:right w:val="single" w:sz="1" w:space="0" w:color="999999"/>
+            </w:tcBorders>
+            <w:shd w:val="clear" w:color="auto" w:fill="F2F7FB"/>
+            <w:tcMar>
+              <w:top w:w="50" w:type="dxa"/>
+              <w:left w:w="80" w:type="dxa"/>
+              <w:bottom w:w="50" w:type="dxa"/>
+              <w:right w:w="80" w:type="dxa"/>
+            </w:tcMar>
+          </w:tcPr>
+          <w:p>
+            <w:pPr>
+              <w:jc w:val="center"/>
+            </w:pPr>
+            <w:r>
+              <w:rPr>
+                <w:sz w:val="18"/>
+                <w:szCs w:val="18"/>
+              </w:rPr>
+              <w:t>3.379</w:t>
+            </w:r>
+          </w:p>
+        </w:tc>
+        <w:tc>
+          <w:tcPr>
+            <w:tcW w:w="1000" w:type="dxa"/>
+            <w:tcBorders>
+              <w:top w:val="single" w:sz="1" w:space="0" w:color="999999"/>
+              <w:left w:val="single" w:sz="1" w:space="0" w:color="999999"/>
+              <w:bottom w:val="single" w:sz="1" w:space="0" w:color="999999"/>
+              <w:right w:val="single" w:sz="1" w:space="0" w:color="999999"/>
+            </w:tcBorders>
+            <w:shd w:val="clear" w:color="auto" w:fill="F2F7FB"/>
+            <w:tcMar>
+              <w:top w:w="50" w:type="dxa"/>
+              <w:left w:w="80" w:type="dxa"/>
+              <w:bottom w:w="50" w:type="dxa"/>
+              <w:right w:w="80" w:type="dxa"/>
+            </w:tcMar>
+          </w:tcPr>
+          <w:p>
+            <w:pPr>
+              <w:jc w:val="center"/>
+            </w:pPr>
+            <w:r>
+              <w:rPr>
+                <w:sz w:val="18"/>
+                <w:szCs w:val="18"/>
+              </w:rPr>
+              <w:t>86.5</w:t>
+            </w:r>
+          </w:p>
+        </w:tc>
+        <w:tc>
+          <w:tcPr>
+            <w:tcW w:w="1600" w:type="dxa"/>
+            <w:tcBorders>
+              <w:top w:val="single" w:sz="1" w:space="0" w:color="999999"/>
+              <w:left w:val="single" w:sz="1" w:space="0" w:color="999999"/>
+              <w:bottom w:val="single" w:sz="1" w:space="0" w:color="999999"/>
+              <w:right w:val="single" w:sz="1" w:space="0" w:color="999999"/>
+            </w:tcBorders>
+            <w:shd w:val="clear" w:color="auto" w:fill="F2F7FB"/>
+            <w:tcMar>
+              <w:top w:w="50" w:type="dxa"/>
+              <w:left w:w="80" w:type="dxa"/>
+              <w:bottom w:w="50" w:type="dxa"/>
+              <w:right w:w="80" w:type="dxa"/>
+            </w:tcMar>
+          </w:tcPr>
+          <w:p>
+            <w:pPr>
+              <w:jc w:val="center"/>
+            </w:pPr>
+            <w:r>
+              <w:rPr>
+                <w:sz w:val="18"/>
+                <w:szCs w:val="18"/>
+              </w:rPr>
+              <w:t>40 µs</w:t>
+            </w:r>
+          </w:p>
+        </w:tc>
+      </w:tr>
+      <w:tr>
+        <w:tc>
+          <w:tcPr>
+            <w:tcW w:w="1000" w:type="dxa"/>
+            <w:tcBorders>
+              <w:top w:val="single" w:sz="1" w:space="0" w:color="999999"/>
+              <w:left w:val="single" w:sz="1" w:space="0" w:color="999999"/>
+              <w:bottom w:val="single" w:sz="1" w:space="0" w:color="999999"/>
+              <w:right w:val="single" w:sz="1" w:space="0" w:color="999999"/>
+            </w:tcBorders>
+            <w:shd w:val="clear" w:color="auto" w:fill="FFFFFF"/>
+            <w:tcMar>
+              <w:top w:w="50" w:type="dxa"/>
+              <w:left w:w="80" w:type="dxa"/>
+              <w:bottom w:w="50" w:type="dxa"/>
+              <w:right w:w="80" w:type="dxa"/>
+            </w:tcMar>
+          </w:tcPr>
+          <w:p>
+            <w:pPr>
+              <w:jc w:val="center"/>
+            </w:pPr>
+            <w:r>
+              <w:rPr>
+                <w:sz w:val="18"/>
+                <w:szCs w:val="18"/>
+              </w:rPr>
+              <w:t>11.0</w:t>
+            </w:r>
+          </w:p>
+        </w:tc>
+        <w:tc>
+          <w:tcPr>
+            <w:tcW w:w="1100" w:type="dxa"/>
+            <w:tcBorders>
+              <w:top w:val="single" w:sz="1" w:space="0" w:color="999999"/>
+              <w:left w:val="single" w:sz="1" w:space="0" w:color="999999"/>
+              <w:bottom w:val="single" w:sz="1" w:space="0" w:color="999999"/>
+              <w:right w:val="single" w:sz="1" w:space="0" w:color="999999"/>
+            </w:tcBorders>
+            <w:shd w:val="clear" w:color="auto" w:fill="FFFFFF"/>
+            <w:tcMar>
+              <w:top w:w="50" w:type="dxa"/>
+              <w:left w:w="80" w:type="dxa"/>
+              <w:bottom w:w="50" w:type="dxa"/>
+              <w:right w:w="80" w:type="dxa"/>
+            </w:tcMar>
+          </w:tcPr>
+          <w:p>
+            <w:pPr>
+              <w:jc w:val="center"/>
+            </w:pPr>
+            <w:r>
+              <w:rPr>
+                <w:sz w:val="18"/>
+                <w:szCs w:val="18"/>
+              </w:rPr>
+              <w:t>12.200</w:t>
+            </w:r>
+          </w:p>
+        </w:tc>
+        <w:tc>
+          <w:tcPr>
+            <w:tcW w:w="1200" w:type="dxa"/>
+            <w:tcBorders>
+              <w:top w:val="single" w:sz="1" w:space="0" w:color="999999"/>
+              <w:left w:val="single" w:sz="1" w:space="0" w:color="999999"/>
+              <w:bottom w:val="single" w:sz="1" w:space="0" w:color="999999"/>
+              <w:right w:val="single" w:sz="1" w:space="0" w:color="999999"/>
+            </w:tcBorders>
+            <w:shd w:val="clear" w:color="auto" w:fill="FFFFFF"/>
+            <w:tcMar>
+              <w:top w:w="50" w:type="dxa"/>
+              <w:left w:w="80" w:type="dxa"/>
+              <w:bottom w:w="50" w:type="dxa"/>
+              <w:right w:w="80" w:type="dxa"/>
+            </w:tcMar>
+          </w:tcPr>
+          <w:p>
+            <w:pPr>
+              <w:jc w:val="center"/>
+            </w:pPr>
+            <w:r>
+              <w:rPr>
+                <w:sz w:val="18"/>
+                <w:szCs w:val="18"/>
+              </w:rPr>
+              <w:t>127.6</w:t>
+            </w:r>
+          </w:p>
+        </w:tc>
+        <w:tc>
+          <w:tcPr>
+            <w:tcW w:w="1100" w:type="dxa"/>
+            <w:tcBorders>
+              <w:top w:val="single" w:sz="1" w:space="0" w:color="999999"/>
+              <w:left w:val="single" w:sz="1" w:space="0" w:color="999999"/>
+              <w:bottom w:val="single" w:sz="1" w:space="0" w:color="999999"/>
+              <w:right w:val="single" w:sz="1" w:space="0" w:color="999999"/>
+            </w:tcBorders>
+            <w:shd w:val="clear" w:color="auto" w:fill="FFFFFF"/>
+            <w:tcMar>
+              <w:top w:w="50" w:type="dxa"/>
+              <w:left w:w="80" w:type="dxa"/>
+              <w:bottom w:w="50" w:type="dxa"/>
+              <w:right w:w="80" w:type="dxa"/>
+            </w:tcMar>
+          </w:tcPr>
+          <w:p>
+            <w:pPr>
+              <w:jc w:val="center"/>
+            </w:pPr>
+            <w:r>
+              <w:rPr>
+                <w:sz w:val="18"/>
+                <w:szCs w:val="18"/>
+              </w:rPr>
+              <w:t>1.05</w:t>
+            </w:r>
+          </w:p>
+        </w:tc>
+        <w:tc>
+          <w:tcPr>
+            <w:tcW w:w="1100" w:type="dxa"/>
+            <w:tcBorders>
+              <w:top w:val="single" w:sz="1" w:space="0" w:color="999999"/>
+              <w:left w:val="single" w:sz="1" w:space="0" w:color="999999"/>
+              <w:bottom w:val="single" w:sz="1" w:space="0" w:color="999999"/>
+              <w:right w:val="single" w:sz="1" w:space="0" w:color="999999"/>
+            </w:tcBorders>
+            <w:shd w:val="clear" w:color="auto" w:fill="FFFFFF"/>
+            <w:tcMar>
+              <w:top w:w="50" w:type="dxa"/>
+              <w:left w:w="80" w:type="dxa"/>
+              <w:bottom w:w="50" w:type="dxa"/>
+              <w:right w:w="80" w:type="dxa"/>
+            </w:tcMar>
+          </w:tcPr>
+          <w:p>
+            <w:pPr>
+              <w:jc w:val="center"/>
+            </w:pPr>
+            <w:r>
+              <w:rPr>
+                <w:sz w:val="18"/>
+                <w:szCs w:val="18"/>
+              </w:rPr>
+              <w:t>175.1</w:t>
+            </w:r>
+          </w:p>
+        </w:tc>
+        <w:tc>
+          <w:tcPr>
+            <w:tcW w:w="1200" w:type="dxa"/>
+            <w:tcBorders>
+              <w:top w:val="single" w:sz="1" w:space="0" w:color="999999"/>
+              <w:left w:val="single" w:sz="1" w:space="0" w:color="999999"/>
+              <w:bottom w:val="single" w:sz="1" w:space="0" w:color="999999"/>
+              <w:right w:val="single" w:sz="1" w:space="0" w:color="999999"/>
+            </w:tcBorders>
+            <w:shd w:val="clear" w:color="auto" w:fill="FFFFFF"/>
+            <w:tcMar>
+              <w:top w:w="50" w:type="dxa"/>
+              <w:left w:w="80" w:type="dxa"/>
+              <w:bottom w:w="50" w:type="dxa"/>
+              <w:right w:w="80" w:type="dxa"/>
+            </w:tcMar>
+          </w:tcPr>
+          <w:p>
+            <w:pPr>
+              <w:jc w:val="center"/>
+            </w:pPr>
+            <w:r>
+              <w:rPr>
+                <w:sz w:val="18"/>
+                <w:szCs w:val="18"/>
+              </w:rPr>
+              <w:t>3.566</w:t>
+            </w:r>
+          </w:p>
+        </w:tc>
+        <w:tc>
+          <w:tcPr>
+            <w:tcW w:w="1000" w:type="dxa"/>
+            <w:tcBorders>
+              <w:top w:val="single" w:sz="1" w:space="0" w:color="999999"/>
+              <w:left w:val="single" w:sz="1" w:space="0" w:color="999999"/>
+              <w:bottom w:val="single" w:sz="1" w:space="0" w:color="999999"/>
+              <w:right w:val="single" w:sz="1" w:space="0" w:color="999999"/>
+            </w:tcBorders>
+            <w:shd w:val="clear" w:color="auto" w:fill="FFFFFF"/>
+            <w:tcMar>
+              <w:top w:w="50" w:type="dxa"/>
+              <w:left w:w="80" w:type="dxa"/>
+              <w:bottom w:w="50" w:type="dxa"/>
+              <w:right w:w="80" w:type="dxa"/>
+            </w:tcMar>
+          </w:tcPr>
+          <w:p>
+            <w:pPr>
+              <w:jc w:val="center"/>
+            </w:pPr>
+            <w:r>
+              <w:rPr>
+                <w:sz w:val="18"/>
+                <w:szCs w:val="18"/>
+              </w:rPr>
+              <w:t>90.0</w:t>
+            </w:r>
+          </w:p>
+        </w:tc>
+        <w:tc>
+          <w:tcPr>
+            <w:tcW w:w="1600" w:type="dxa"/>
+            <w:tcBorders>
+              <w:top w:val="single" w:sz="1" w:space="0" w:color="999999"/>
+              <w:left w:val="single" w:sz="1" w:space="0" w:color="999999"/>
+              <w:bottom w:val="single" w:sz="1" w:space="0" w:color="999999"/>
+              <w:right w:val="single" w:sz="1" w:space="0" w:color="999999"/>
+            </w:tcBorders>
+            <w:shd w:val="clear" w:color="auto" w:fill="FFFFFF"/>
+            <w:tcMar>
+              <w:top w:w="50" w:type="dxa"/>
+              <w:left w:w="80" w:type="dxa"/>
+              <w:bottom w:w="50" w:type="dxa"/>
+              <w:right w:w="80" w:type="dxa"/>
+            </w:tcMar>
+          </w:tcPr>
+          <w:p>
+            <w:pPr>
+              <w:jc w:val="center"/>
+            </w:pPr>
+            <w:r>
+              <w:rPr>
+                <w:sz w:val="18"/>
+                <w:szCs w:val="18"/>
+              </w:rPr>
+              <w:t>30 µs</w:t>
+            </w:r>
+          </w:p>
+        </w:tc>
+      </w:tr>
+      <w:tr>
+        <w:tc>
+          <w:tcPr>
+            <w:tcW w:w="1000" w:type="dxa"/>
+            <w:tcBorders>
+              <w:top w:val="single" w:sz="1" w:space="0" w:color="999999"/>
+              <w:left w:val="single" w:sz="1" w:space="0" w:color="999999"/>
+              <w:bottom w:val="single" w:sz="1" w:space="0" w:color="999999"/>
+              <w:right w:val="single" w:sz="1" w:space="0" w:color="999999"/>
+            </w:tcBorders>
+            <w:shd w:val="clear" w:color="auto" w:fill="F2F7FB"/>
+            <w:tcMar>
+              <w:top w:w="50" w:type="dxa"/>
+              <w:left w:w="80" w:type="dxa"/>
+              <w:bottom w:w="50" w:type="dxa"/>
+              <w:right w:w="80" w:type="dxa"/>
+            </w:tcMar>
+          </w:tcPr>
+          <w:p>
+            <w:pPr>
+              <w:jc w:val="center"/>
+            </w:pPr>
+            <w:r>
+              <w:rPr>
+                <w:sz w:val="18"/>
+                <w:szCs w:val="18"/>
+              </w:rPr>
+              <w:t>11.1</w:t>
+            </w:r>
+          </w:p>
+        </w:tc>
+        <w:tc>
+          <w:tcPr>
+            <w:tcW w:w="1100" w:type="dxa"/>
+            <w:tcBorders>
+              <w:top w:val="single" w:sz="1" w:space="0" w:color="999999"/>
+              <w:left w:val="single" w:sz="1" w:space="0" w:color="999999"/>
+              <w:bottom w:val="single" w:sz="1" w:space="0" w:color="999999"/>
+              <w:right w:val="single" w:sz="1" w:space="0" w:color="999999"/>
+            </w:tcBorders>
+            <w:shd w:val="clear" w:color="auto" w:fill="F2F7FB"/>
+            <w:tcMar>
+              <w:top w:w="50" w:type="dxa"/>
+              <w:left w:w="80" w:type="dxa"/>
+              <w:bottom w:w="50" w:type="dxa"/>
+              <w:right w:w="80" w:type="dxa"/>
+            </w:tcMar>
+          </w:tcPr>
+          <w:p>
+            <w:pPr>
+              <w:jc w:val="center"/>
+            </w:pPr>
+            <w:r>
+              <w:rPr>
+                <w:sz w:val="18"/>
+                <w:szCs w:val="18"/>
+              </w:rPr>
+              <w:t>12.198</w:t>
+            </w:r>
+          </w:p>
+        </w:tc>
+        <w:tc>
+          <w:tcPr>
+            <w:tcW w:w="1200" w:type="dxa"/>
+            <w:tcBorders>
+              <w:top w:val="single" w:sz="1" w:space="0" w:color="999999"/>
+              <w:left w:val="single" w:sz="1" w:space="0" w:color="999999"/>
+              <w:bottom w:val="single" w:sz="1" w:space="0" w:color="999999"/>
+              <w:right w:val="single" w:sz="1" w:space="0" w:color="999999"/>
+            </w:tcBorders>
+            <w:shd w:val="clear" w:color="auto" w:fill="F2F7FB"/>
+            <w:tcMar>
+              <w:top w:w="50" w:type="dxa"/>
+              <w:left w:w="80" w:type="dxa"/>
+              <w:bottom w:w="50" w:type="dxa"/>
+              <w:right w:w="80" w:type="dxa"/>
+            </w:tcMar>
+          </w:tcPr>
+          <w:p>
+            <w:pPr>
+              <w:jc w:val="center"/>
+            </w:pPr>
+            <w:r>
+              <w:rPr>
+                <w:sz w:val="18"/>
+                <w:szCs w:val="18"/>
+              </w:rPr>
+              <w:t>123.0</w:t>
+            </w:r>
+          </w:p>
+        </w:tc>
+        <w:tc>
+          <w:tcPr>
+            <w:tcW w:w="1100" w:type="dxa"/>
+            <w:tcBorders>
+              <w:top w:val="single" w:sz="1" w:space="0" w:color="999999"/>
+              <w:left w:val="single" w:sz="1" w:space="0" w:color="999999"/>
+              <w:bottom w:val="single" w:sz="1" w:space="0" w:color="999999"/>
+              <w:right w:val="single" w:sz="1" w:space="0" w:color="999999"/>
+            </w:tcBorders>
+            <w:shd w:val="clear" w:color="auto" w:fill="F2F7FB"/>
+            <w:tcMar>
+              <w:top w:w="50" w:type="dxa"/>
+              <w:left w:w="80" w:type="dxa"/>
+              <w:bottom w:w="50" w:type="dxa"/>
+              <w:right w:w="80" w:type="dxa"/>
+            </w:tcMar>
+          </w:tcPr>
+          <w:p>
+            <w:pPr>
+              <w:jc w:val="center"/>
+            </w:pPr>
+            <w:r>
+              <w:rPr>
+                <w:sz w:val="18"/>
+                <w:szCs w:val="18"/>
+              </w:rPr>
+              <w:t>1.01</w:t>
+            </w:r>
+          </w:p>
+        </w:tc>
+        <w:tc>
+          <w:tcPr>
+            <w:tcW w:w="1100" w:type="dxa"/>
+            <w:tcBorders>
+              <w:top w:val="single" w:sz="1" w:space="0" w:color="999999"/>
+              <w:left w:val="single" w:sz="1" w:space="0" w:color="999999"/>
+              <w:bottom w:val="single" w:sz="1" w:space="0" w:color="999999"/>
+              <w:right w:val="single" w:sz="1" w:space="0" w:color="999999"/>
+            </w:tcBorders>
+            <w:shd w:val="clear" w:color="auto" w:fill="F2F7FB"/>
+            <w:tcMar>
+              <w:top w:w="50" w:type="dxa"/>
+              <w:left w:w="80" w:type="dxa"/>
+              <w:bottom w:w="50" w:type="dxa"/>
+              <w:right w:w="80" w:type="dxa"/>
+            </w:tcMar>
+          </w:tcPr>
+          <w:p>
+            <w:pPr>
+              <w:jc w:val="center"/>
+            </w:pPr>
+            <w:r>
+              <w:rPr>
+                <w:sz w:val="18"/>
+                <w:szCs w:val="18"/>
+              </w:rPr>
+              <w:t>171.1</w:t>
+            </w:r>
+          </w:p>
+        </w:tc>
+        <w:tc>
+          <w:tcPr>
+            <w:tcW w:w="1200" w:type="dxa"/>
+            <w:tcBorders>
+              <w:top w:val="single" w:sz="1" w:space="0" w:color="999999"/>
+              <w:left w:val="single" w:sz="1" w:space="0" w:color="999999"/>
+              <w:bottom w:val="single" w:sz="1" w:space="0" w:color="999999"/>
+              <w:right w:val="single" w:sz="1" w:space="0" w:color="999999"/>
+            </w:tcBorders>
+            <w:shd w:val="clear" w:color="auto" w:fill="F2F7FB"/>
+            <w:tcMar>
+              <w:top w:w="50" w:type="dxa"/>
+              <w:left w:w="80" w:type="dxa"/>
+              <w:bottom w:w="50" w:type="dxa"/>
+              <w:right w:w="80" w:type="dxa"/>
+            </w:tcMar>
+          </w:tcPr>
+          <w:p>
+            <w:pPr>
+              <w:jc w:val="center"/>
+            </w:pPr>
+            <w:r>
+              <w:rPr>
+                <w:sz w:val="18"/>
+                <w:szCs w:val="18"/>
+              </w:rPr>
+              <w:t>3.562</w:t>
+            </w:r>
+          </w:p>
+        </w:tc>
+        <w:tc>
+          <w:tcPr>
+            <w:tcW w:w="1000" w:type="dxa"/>
+            <w:tcBorders>
+              <w:top w:val="single" w:sz="1" w:space="0" w:color="999999"/>
+              <w:left w:val="single" w:sz="1" w:space="0" w:color="999999"/>
+              <w:bottom w:val="single" w:sz="1" w:space="0" w:color="999999"/>
+              <w:right w:val="single" w:sz="1" w:space="0" w:color="999999"/>
+            </w:tcBorders>
+            <w:shd w:val="clear" w:color="auto" w:fill="F2F7FB"/>
+            <w:tcMar>
+              <w:top w:w="50" w:type="dxa"/>
+              <w:left w:w="80" w:type="dxa"/>
+              <w:bottom w:w="50" w:type="dxa"/>
+              <w:right w:w="80" w:type="dxa"/>
+            </w:tcMar>
+          </w:tcPr>
+          <w:p>
+            <w:pPr>
+              <w:jc w:val="center"/>
+            </w:pPr>
+            <w:r>
+              <w:rPr>
+                <w:sz w:val="18"/>
+                <w:szCs w:val="18"/>
+              </w:rPr>
+              <w:t>89.8</w:t>
+            </w:r>
+          </w:p>
+        </w:tc>
+        <w:tc>
+          <w:tcPr>
+            <w:tcW w:w="1600" w:type="dxa"/>
+            <w:tcBorders>
+              <w:top w:val="single" w:sz="1" w:space="0" w:color="999999"/>
+              <w:left w:val="single" w:sz="1" w:space="0" w:color="999999"/>
+              <w:bottom w:val="single" w:sz="1" w:space="0" w:color="999999"/>
+              <w:right w:val="single" w:sz="1" w:space="0" w:color="999999"/>
+            </w:tcBorders>
+            <w:shd w:val="clear" w:color="auto" w:fill="F2F7FB"/>
+            <w:tcMar>
+              <w:top w:w="50" w:type="dxa"/>
+              <w:left w:w="80" w:type="dxa"/>
+              <w:bottom w:w="50" w:type="dxa"/>
+              <w:right w:w="80" w:type="dxa"/>
+            </w:tcMar>
+          </w:tcPr>
+          <w:p>
+            <w:pPr>
+              <w:jc w:val="center"/>
+            </w:pPr>
+            <w:r>
+              <w:rPr>
+                <w:sz w:val="18"/>
+                <w:szCs w:val="18"/>
+              </w:rPr>
+              <w:t>48 µs</w:t>
+            </w:r>
+          </w:p>
+        </w:tc>
+      </w:tr>
+      <w:tr>
+        <w:tc>
+          <w:tcPr>
+            <w:tcW w:w="1000" w:type="dxa"/>
+            <w:tcBorders>
+              <w:top w:val="single" w:sz="1" w:space="0" w:color="999999"/>
+              <w:left w:val="single" w:sz="1" w:space="0" w:color="999999"/>
+              <w:bottom w:val="single" w:sz="1" w:space="0" w:color="999999"/>
+              <w:right w:val="single" w:sz="1" w:space="0" w:color="999999"/>
+            </w:tcBorders>
+            <w:shd w:val="clear" w:color="auto" w:fill="FFF3E0"/>
+            <w:tcMar>
+              <w:top w:w="50" w:type="dxa"/>
+              <w:left w:w="80" w:type="dxa"/>
+              <w:bottom w:w="50" w:type="dxa"/>
+              <w:right w:w="80" w:type="dxa"/>
+            </w:tcMar>
+          </w:tcPr>
+          <w:p>
+            <w:pPr>
+              <w:jc w:val="center"/>
+            </w:pPr>
+            <w:r>
+              <w:rPr>
+                <w:b/>
+                <w:bCs/>
+                <w:i/>
+                <w:iCs/>
+                <w:sz w:val="18"/>
+                <w:szCs w:val="18"/>
+              </w:rPr>
+              <w:t>Target</w:t>
+            </w:r>
+          </w:p>
+        </w:tc>
+        <w:tc>
+          <w:tcPr>
+            <w:tcW w:w="1100" w:type="dxa"/>
+            <w:tcBorders>
+              <w:top w:val="single" w:sz="1" w:space="0" w:color="999999"/>
+              <w:left w:val="single" w:sz="1" w:space="0" w:color="999999"/>
+              <w:bottom w:val="single" w:sz="1" w:space="0" w:color="999999"/>
+              <w:right w:val="single" w:sz="1" w:space="0" w:color="999999"/>
+            </w:tcBorders>
+            <w:shd w:val="clear" w:color="auto" w:fill="FFF3E0"/>
+            <w:tcMar>
+              <w:top w:w="50" w:type="dxa"/>
+              <w:left w:w="80" w:type="dxa"/>
+              <w:bottom w:w="50" w:type="dxa"/>
+              <w:right w:w="80" w:type="dxa"/>
+            </w:tcMar>
+          </w:tcPr>
+          <w:p>
+            <w:pPr>
+              <w:jc w:val="center"/>
+            </w:pPr>
+            <w:r>
+              <w:rPr>
+                <w:i/>
+                <w:iCs/>
+                <w:sz w:val="18"/>
+                <w:szCs w:val="18"/>
+              </w:rPr>
+              <w:t>12.0</w:t>
+            </w:r>
+          </w:p>
+        </w:tc>
+        <w:tc>
+          <w:tcPr>
+            <w:tcW w:w="1200" w:type="dxa"/>
+            <w:tcBorders>
+              <w:top w:val="single" w:sz="1" w:space="0" w:color="999999"/>
+              <w:left w:val="single" w:sz="1" w:space="0" w:color="999999"/>
+              <w:bottom w:val="single" w:sz="1" w:space="0" w:color="999999"/>
+              <w:right w:val="single" w:sz="1" w:space="0" w:color="999999"/>
+            </w:tcBorders>
+            <w:shd w:val="clear" w:color="auto" w:fill="FFF3E0"/>
+            <w:tcMar>
+              <w:top w:w="50" w:type="dxa"/>
+              <w:left w:w="80" w:type="dxa"/>
+              <w:bottom w:w="50" w:type="dxa"/>
+              <w:right w:w="80" w:type="dxa"/>
+            </w:tcMar>
+          </w:tcPr>
+          <w:p>
+            <w:pPr>
+              <w:jc w:val="center"/>
+            </w:pPr>
+            <w:r>
+              <w:rPr>
+                <w:i/>
+                <w:iCs/>
+                <w:sz w:val="18"/>
+                <w:szCs w:val="18"/>
+              </w:rPr>
+              <w:t>&lt; 600</w:t>
+            </w:r>
+          </w:p>
+        </w:tc>
+        <w:tc>
+          <w:tcPr>
+            <w:tcW w:w="1100" w:type="dxa"/>
+            <w:tcBorders>
+              <w:top w:val="single" w:sz="1" w:space="0" w:color="999999"/>
+              <w:left w:val="single" w:sz="1" w:space="0" w:color="999999"/>
+              <w:bottom w:val="single" w:sz="1" w:space="0" w:color="999999"/>
+              <w:right w:val="single" w:sz="1" w:space="0" w:color="999999"/>
+            </w:tcBorders>
+            <w:shd w:val="clear" w:color="auto" w:fill="FFF3E0"/>
+            <w:tcMar>
+              <w:top w:w="50" w:type="dxa"/>
+              <w:left w:w="80" w:type="dxa"/>
+              <w:bottom w:w="50" w:type="dxa"/>
+              <w:right w:w="80" w:type="dxa"/>
+            </w:tcMar>
+          </w:tcPr>
+          <w:p>
+            <w:pPr>
+              <w:jc w:val="center"/>
+            </w:pPr>
+            <w:r>
+              <w:rPr>
+                <w:i/>
+                <w:iCs/>
+                <w:sz w:val="18"/>
+                <w:szCs w:val="18"/>
+              </w:rPr>
+              <w:t>&lt; 5.0</w:t>
+            </w:r>
+          </w:p>
+        </w:tc>
+        <w:tc>
+          <w:tcPr>
+            <w:tcW w:w="1100" w:type="dxa"/>
+            <w:tcBorders>
+              <w:top w:val="single" w:sz="1" w:space="0" w:color="999999"/>
+              <w:left w:val="single" w:sz="1" w:space="0" w:color="999999"/>
+              <w:bottom w:val="single" w:sz="1" w:space="0" w:color="999999"/>
+              <w:right w:val="single" w:sz="1" w:space="0" w:color="999999"/>
+            </w:tcBorders>
+            <w:shd w:val="clear" w:color="auto" w:fill="FFF3E0"/>
+            <w:tcMar>
+              <w:top w:w="50" w:type="dxa"/>
+              <w:left w:w="80" w:type="dxa"/>
+              <w:bottom w:w="50" w:type="dxa"/>
+              <w:right w:w="80" w:type="dxa"/>
+            </w:tcMar>
+          </w:tcPr>
+          <w:p>
+            <w:pPr>
+              <w:jc w:val="center"/>
+            </w:pPr>
+            <w:r>
+              <w:rPr>
+                <w:i/>
+                <w:iCs/>
+                <w:sz w:val="18"/>
+                <w:szCs w:val="18"/>
+              </w:rPr>
+              <w:t>&lt; 240</w:t>
+            </w:r>
+          </w:p>
+        </w:tc>
+        <w:tc>
+          <w:tcPr>
+            <w:tcW w:w="1200" w:type="dxa"/>
+            <w:tcBorders>
+              <w:top w:val="single" w:sz="1" w:space="0" w:color="999999"/>
+              <w:left w:val="single" w:sz="1" w:space="0" w:color="999999"/>
+              <w:bottom w:val="single" w:sz="1" w:space="0" w:color="999999"/>
+              <w:right w:val="single" w:sz="1" w:space="0" w:color="999999"/>
+            </w:tcBorders>
+            <w:shd w:val="clear" w:color="auto" w:fill="FFF3E0"/>
+            <w:tcMar>
+              <w:top w:w="50" w:type="dxa"/>
+              <w:left w:w="80" w:type="dxa"/>
+              <w:bottom w:w="50" w:type="dxa"/>
+              <w:right w:w="80" w:type="dxa"/>
+            </w:tcMar>
+          </w:tcPr>
+          <w:p>
+            <w:pPr>
+              <w:jc w:val="center"/>
+            </w:pPr>
+            <w:r>
+              <w:rPr>
+                <w:i/>
+                <w:iCs/>
+                <w:sz w:val="18"/>
+                <w:szCs w:val="18"/>
+              </w:rPr>
+              <w:t>&lt; 3.59</w:t>
+            </w:r>
+          </w:p>
+        </w:tc>
+        <w:tc>
+          <w:tcPr>
+            <w:tcW w:w="1000" w:type="dxa"/>
+            <w:tcBorders>
+              <w:top w:val="single" w:sz="1" w:space="0" w:color="999999"/>
+              <w:left w:val="single" w:sz="1" w:space="0" w:color="999999"/>
+              <w:bottom w:val="single" w:sz="1" w:space="0" w:color="999999"/>
+              <w:right w:val="single" w:sz="1" w:space="0" w:color="999999"/>
+            </w:tcBorders>
+            <w:shd w:val="clear" w:color="auto" w:fill="FFF3E0"/>
+            <w:tcMar>
+              <w:top w:w="50" w:type="dxa"/>
+              <w:left w:w="80" w:type="dxa"/>
+              <w:bottom w:w="50" w:type="dxa"/>
+              <w:right w:w="80" w:type="dxa"/>
+            </w:tcMar>
+          </w:tcPr>
+          <w:p>
+            <w:pPr>
+              <w:jc w:val="center"/>
+            </w:pPr>
+            <w:r>
+              <w:rPr>
+                <w:i/>
+                <w:iCs/>
+                <w:sz w:val="18"/>
+                <w:szCs w:val="18"/>
+              </w:rPr>
+              <w:t>&gt; 85</w:t>
+            </w:r>
+          </w:p>
+        </w:tc>
+        <w:tc>
+          <w:tcPr>
+            <w:tcW w:w="1600" w:type="dxa"/>
+            <w:tcBorders>
+              <w:top w:val="single" w:sz="1" w:space="0" w:color="999999"/>
+              <w:left w:val="single" w:sz="1" w:space="0" w:color="999999"/>
+              <w:bottom w:val="single" w:sz="1" w:space="0" w:color="999999"/>
+              <w:right w:val="single" w:sz="1" w:space="0" w:color="999999"/>
+            </w:tcBorders>
+            <w:shd w:val="clear" w:color="auto" w:fill="FFF3E0"/>
+            <w:tcMar>
+              <w:top w:w="50" w:type="dxa"/>
+              <w:left w:w="80" w:type="dxa"/>
+              <w:bottom w:w="50" w:type="dxa"/>
+              <w:right w:w="80" w:type="dxa"/>
+            </w:tcMar>
+          </w:tcPr>
+          <w:p>
+            <w:pPr>
+              <w:jc w:val="center"/>
+            </w:pPr>
+            <w:r>
+              <w:rPr>
+                <w:i/>
+                <w:iCs/>
+                <w:sz w:val="18"/>
+                <w:szCs w:val="18"/>
+              </w:rPr>
+              <w:t>&lt; 1 ms</w:t>
+            </w:r>
+          </w:p>
+        </w:tc>
+      </w:tr>
+    </w:tbl>
+    <w:p>
+      <w:pPr>
+        <w:spacing w:before="100"/>
+        <w:jc w:val="center"/>
+        <w:rPr>
+          <w:i/>
+          <w:iCs/>
+          <w:color w:val="555555"/>
+          <w:sz w:val="20"/>
+          <w:szCs w:val="20"/>
+        </w:rPr>
+      </w:pPr>
+      <w:r>
+        <w:rPr>
+          <w:i/>
+          <w:iCs/>
+          <w:color w:val="555555"/>
+          <w:sz w:val="20"/>
+          <w:szCs w:val="20"/>
+        </w:rPr>
+        <w:t>Table 5.1 — Steady-state performance metrics across the input voltage range</w:t>
+      </w:r>
+    </w:p>
+    <w:p>
+      <w:pPr>
+        <w:spacing w:before="100"/>
+        <w:rPr>
+          <w:rFonts w:eastAsiaTheme="minorEastAsia"/>
+        </w:rPr>
+      </w:pPr>
+      <w:r>
+        <w:t xml:space="preserve">The output voltage remains tightly regulated between 12.197 V and 12.200 V across all four operating points, representing a total variation of 3mV (0.025%) over a 3.1V input swing. This confirms the effectiveness of the current-mode control architecture, where the inner loop compensates for input voltage changes within a single switching cycle. The regulated voltage of 12.198V is slightly above the 12.0V target because the feedback divider (R2 = 499kΩ, R3 = 56KΩ) sets the output to </w:t>
+      </w:r>
+      <m:oMath>
+        <m:sSub>
+          <m:sSubPr>
+            <m:ctrlPr>
+              <w:rPr>
+                <w:rFonts w:ascii="Cambria Math" w:hAnsi="Cambria Math"/>
+                <w:i/>
+              </w:rPr>
+            </m:ctrlPr>
+          </m:sSubPr>
+          <m:e>
+            <m:r>
+              <w:rPr>
+                <w:rFonts w:ascii="Cambria Math" w:hAnsi="Cambria Math"/>
+              </w:rPr>
+              <m:t>V</m:t>
+            </m:r>
+          </m:e>
+          <m:sub>
+            <m:r>
+              <w:rPr>
+                <w:rFonts w:ascii="Cambria Math" w:hAnsi="Cambria Math"/>
+              </w:rPr>
+              <m:t>out</m:t>
+            </m:r>
+          </m:sub>
+        </m:sSub>
+        <m:r>
+          <w:rPr>
+            <w:rFonts w:ascii="Cambria Math" w:hAnsi="Cambria Math"/>
+          </w:rPr>
+          <m:t xml:space="preserve"> = 1.230 × ( 499/56) = 12.19V</m:t>
+        </m:r>
+      </m:oMath>
+      <w:r>
+        <w:rPr>
+          <w:rFonts w:eastAsiaTheme="minorEastAsia"/>
+        </w:rPr>
+        <w:t xml:space="preserve">, a deliberate design margin. </w:t>
+      </w:r>
+    </w:p>
+    <w:p>
+      <w:pPr>
+        <w:spacing w:before="100"/>
+      </w:pPr>
+      <w:r>
+        <w:rPr>
+          <w:rFonts w:eastAsiaTheme="minorEastAsia"/>
+        </w:rPr>
+        <w:t xml:space="preserve">Output ripple exhibits a strong dependence on input voltage: 27.5mV at </w:t>
+      </w:r>
+      <m:oMath>
+        <m:sSub>
+          <m:sSubPr>
+            <m:ctrlPr>
+              <w:rPr>
+                <w:rFonts w:ascii="Cambria Math" w:eastAsiaTheme="minorEastAsia" w:hAnsi="Cambria Math"/>
+                <w:i/>
+              </w:rPr>
+            </m:ctrlPr>
+          </m:sSubPr>
+          <m:e>
+            <m:r>
+              <w:rPr>
+                <w:rFonts w:ascii="Cambria Math" w:eastAsiaTheme="minorEastAsia" w:hAnsi="Cambria Math"/>
+              </w:rPr>
+              <m:t>V</m:t>
+            </m:r>
+          </m:e>
+          <m:sub>
+            <m:r>
+              <w:rPr>
+                <w:rFonts w:ascii="Cambria Math" w:eastAsiaTheme="minorEastAsia" w:hAnsi="Cambria Math"/>
+              </w:rPr>
+              <m:t>in</m:t>
+            </m:r>
+          </m:sub>
+        </m:sSub>
+        <m:r>
+          <w:rPr>
+            <w:rFonts w:ascii="Cambria Math" w:eastAsiaTheme="minorEastAsia" w:hAnsi="Cambria Math"/>
+          </w:rPr>
+          <m:t xml:space="preserve"> = 8.0 V</m:t>
+        </m:r>
+      </m:oMath>
+      <w:r>
+        <w:rPr>
+          <w:rFonts w:eastAsiaTheme="minorEastAsia"/>
+        </w:rPr>
+        <w:t xml:space="preserve"> rising to 175mV at </w:t>
+      </w:r>
+      <m:oMath>
+        <m:sSub>
+          <m:sSubPr>
+            <m:ctrlPr>
+              <w:rPr>
+                <w:rFonts w:ascii="Cambria Math" w:eastAsiaTheme="minorEastAsia" w:hAnsi="Cambria Math"/>
+                <w:i/>
+              </w:rPr>
+            </m:ctrlPr>
+          </m:sSubPr>
+          <m:e>
+            <m:r>
+              <w:rPr>
+                <w:rFonts w:ascii="Cambria Math" w:eastAsiaTheme="minorEastAsia" w:hAnsi="Cambria Math"/>
+              </w:rPr>
+              <m:t>V</m:t>
+            </m:r>
+          </m:e>
+          <m:sub>
+            <m:r>
+              <w:rPr>
+                <w:rFonts w:ascii="Cambria Math" w:eastAsiaTheme="minorEastAsia" w:hAnsi="Cambria Math"/>
+              </w:rPr>
+              <m:t>in</m:t>
+            </m:r>
+          </m:sub>
+        </m:sSub>
+        <m:r>
+          <w:rPr>
+            <w:rFonts w:ascii="Cambria Math" w:eastAsiaTheme="minorEastAsia" w:hAnsi="Cambria Math"/>
+          </w:rPr>
+          <m:t xml:space="preserve"> = 11.0 V</m:t>
+        </m:r>
+      </m:oMath>
+      <w:r>
+        <w:rPr>
+          <w:rFonts w:eastAsiaTheme="minorEastAsia"/>
+        </w:rPr>
+        <w:t xml:space="preserve">. This behaviour is expected from the boost topology. At lower input </w:t>
+      </w:r>
+      <w:r>
+        <w:rPr>
+          <w:rFonts w:eastAsiaTheme="minorEastAsia"/>
+        </w:rPr>
+        <w:lastRenderedPageBreak/>
+        <w:t>voltages, the duty cycle is higher (D = 0.333 at 8.0 V), which means the MOSFET on-time is longer and the output capacitor</w:t>
+      </w:r>
+    </w:p>
+    <w:p/>
     <w:p>
       <w:pPr>
         <w:pStyle w:val="Heading1-NoNumber"/>
